--- a/02_학습지도_기억상자/docs/기억상자_개요및설명서.docx
+++ b/02_학습지도_기억상자/docs/기억상자_개요및설명서.docx
@@ -788,7 +788,7 @@
     <w:sdt>
       <w:sdtPr>
         <w:alias w:val="목차"/>
-        <w:id w:val="1992817531"/>
+        <w:id w:val="-857964007"/>
       </w:sdtPr>
       <w:sdtEndPr/>
       <w:sdtContent>
@@ -816,7 +816,7 @@
           <w:r>
             <w:fldChar w:fldCharType="separate"/>
           </w:r>
-          <w:hyperlink w:anchor="_Toc243872020" w:history="1">
+          <w:hyperlink w:anchor="_Toc244050095" w:history="1">
             <w:r>
               <w:rPr>
                 <w:rStyle w:val="a5"/>
@@ -840,7 +840,7 @@
               <w:rPr>
                 <w:noProof/>
               </w:rPr>
-              <w:instrText xml:space="preserve"> PAGEREF _Toc243872020 \h </w:instrText>
+              <w:instrText xml:space="preserve"> PAGEREF _Toc244050095 \h </w:instrText>
             </w:r>
             <w:r>
               <w:rPr>
@@ -883,7 +883,7 @@
               <w14:ligatures w14:val="standardContextual"/>
             </w:rPr>
           </w:pPr>
-          <w:hyperlink w:anchor="_Toc243872021" w:history="1">
+          <w:hyperlink w:anchor="_Toc244050096" w:history="1">
             <w:r>
               <w:rPr>
                 <w:rStyle w:val="a5"/>
@@ -907,7 +907,7 @@
               <w:rPr>
                 <w:noProof/>
               </w:rPr>
-              <w:instrText xml:space="preserve"> PAGEREF _Toc243872021 \h </w:instrText>
+              <w:instrText xml:space="preserve"> PAGEREF _Toc244050096 \h </w:instrText>
             </w:r>
             <w:r>
               <w:rPr>
@@ -950,7 +950,7 @@
               <w14:ligatures w14:val="standardContextual"/>
             </w:rPr>
           </w:pPr>
-          <w:hyperlink w:anchor="_Toc243872022" w:history="1">
+          <w:hyperlink w:anchor="_Toc244050097" w:history="1">
             <w:r>
               <w:rPr>
                 <w:rStyle w:val="a5"/>
@@ -974,7 +974,7 @@
               <w:rPr>
                 <w:noProof/>
               </w:rPr>
-              <w:instrText xml:space="preserve"> PAGEREF _Toc243872022 \h </w:instrText>
+              <w:instrText xml:space="preserve"> PAGEREF _Toc244050097 \h </w:instrText>
             </w:r>
             <w:r>
               <w:rPr>
@@ -1017,7 +1017,7 @@
               <w14:ligatures w14:val="standardContextual"/>
             </w:rPr>
           </w:pPr>
-          <w:hyperlink w:anchor="_Toc243872023" w:history="1">
+          <w:hyperlink w:anchor="_Toc244050098" w:history="1">
             <w:r>
               <w:rPr>
                 <w:rStyle w:val="a5"/>
@@ -1041,7 +1041,7 @@
               <w:rPr>
                 <w:noProof/>
               </w:rPr>
-              <w:instrText xml:space="preserve"> PAGEREF _Toc243872023 \h </w:instrText>
+              <w:instrText xml:space="preserve"> PAGEREF _Toc244050098 \h </w:instrText>
             </w:r>
             <w:r>
               <w:rPr>
@@ -1084,7 +1084,7 @@
               <w14:ligatures w14:val="standardContextual"/>
             </w:rPr>
           </w:pPr>
-          <w:hyperlink w:anchor="_Toc243872024" w:history="1">
+          <w:hyperlink w:anchor="_Toc244050099" w:history="1">
             <w:r>
               <w:rPr>
                 <w:rStyle w:val="a5"/>
@@ -1108,7 +1108,7 @@
               <w:rPr>
                 <w:noProof/>
               </w:rPr>
-              <w:instrText xml:space="preserve"> PAGEREF _Toc243872024 \h </w:instrText>
+              <w:instrText xml:space="preserve"> PAGEREF _Toc244050099 \h </w:instrText>
             </w:r>
             <w:r>
               <w:rPr>
@@ -1150,7 +1150,7 @@
               <w14:ligatures w14:val="standardContextual"/>
             </w:rPr>
           </w:pPr>
-          <w:hyperlink w:anchor="_Toc243872025" w:history="1">
+          <w:hyperlink w:anchor="_Toc244050100" w:history="1">
             <w:r>
               <w:rPr>
                 <w:rStyle w:val="a5"/>
@@ -1174,7 +1174,7 @@
               <w:rPr>
                 <w:noProof/>
               </w:rPr>
-              <w:instrText xml:space="preserve"> PAGEREF _Toc243872025 \h </w:instrText>
+              <w:instrText xml:space="preserve"> PAGEREF _Toc244050100 \h </w:instrText>
             </w:r>
             <w:r>
               <w:rPr>
@@ -1217,7 +1217,7 @@
               <w14:ligatures w14:val="standardContextual"/>
             </w:rPr>
           </w:pPr>
-          <w:hyperlink w:anchor="_Toc243872026" w:history="1">
+          <w:hyperlink w:anchor="_Toc244050101" w:history="1">
             <w:r>
               <w:rPr>
                 <w:rStyle w:val="a5"/>
@@ -1241,7 +1241,7 @@
               <w:rPr>
                 <w:noProof/>
               </w:rPr>
-              <w:instrText xml:space="preserve"> PAGEREF _Toc243872026 \h </w:instrText>
+              <w:instrText xml:space="preserve"> PAGEREF _Toc244050101 \h </w:instrText>
             </w:r>
             <w:r>
               <w:rPr>
@@ -1284,7 +1284,7 @@
               <w14:ligatures w14:val="standardContextual"/>
             </w:rPr>
           </w:pPr>
-          <w:hyperlink w:anchor="_Toc243872027" w:history="1">
+          <w:hyperlink w:anchor="_Toc244050102" w:history="1">
             <w:r>
               <w:rPr>
                 <w:rStyle w:val="a5"/>
@@ -1308,7 +1308,7 @@
               <w:rPr>
                 <w:noProof/>
               </w:rPr>
-              <w:instrText xml:space="preserve"> PAGEREF _Toc243872027 \h </w:instrText>
+              <w:instrText xml:space="preserve"> PAGEREF _Toc244050102 \h </w:instrText>
             </w:r>
             <w:r>
               <w:rPr>
@@ -1351,7 +1351,7 @@
               <w14:ligatures w14:val="standardContextual"/>
             </w:rPr>
           </w:pPr>
-          <w:hyperlink w:anchor="_Toc243872028" w:history="1">
+          <w:hyperlink w:anchor="_Toc244050103" w:history="1">
             <w:r>
               <w:rPr>
                 <w:rStyle w:val="a5"/>
@@ -1375,7 +1375,7 @@
               <w:rPr>
                 <w:noProof/>
               </w:rPr>
-              <w:instrText xml:space="preserve"> PAGEREF _Toc243872028 \h </w:instrText>
+              <w:instrText xml:space="preserve"> PAGEREF _Toc244050103 \h </w:instrText>
             </w:r>
             <w:r>
               <w:rPr>
@@ -1418,7 +1418,7 @@
               <w14:ligatures w14:val="standardContextual"/>
             </w:rPr>
           </w:pPr>
-          <w:hyperlink w:anchor="_Toc243872029" w:history="1">
+          <w:hyperlink w:anchor="_Toc244050104" w:history="1">
             <w:r>
               <w:rPr>
                 <w:rStyle w:val="a5"/>
@@ -1442,7 +1442,7 @@
               <w:rPr>
                 <w:noProof/>
               </w:rPr>
-              <w:instrText xml:space="preserve"> PAGEREF _Toc243872029 \h </w:instrText>
+              <w:instrText xml:space="preserve"> PAGEREF _Toc244050104 \h </w:instrText>
             </w:r>
             <w:r>
               <w:rPr>
@@ -1485,7 +1485,7 @@
               <w14:ligatures w14:val="standardContextual"/>
             </w:rPr>
           </w:pPr>
-          <w:hyperlink w:anchor="_Toc243872030" w:history="1">
+          <w:hyperlink w:anchor="_Toc244050105" w:history="1">
             <w:r>
               <w:rPr>
                 <w:rStyle w:val="a5"/>
@@ -1509,7 +1509,7 @@
               <w:rPr>
                 <w:noProof/>
               </w:rPr>
-              <w:instrText xml:space="preserve"> PAGEREF _Toc243872030 \h </w:instrText>
+              <w:instrText xml:space="preserve"> PAGEREF _Toc244050105 \h </w:instrText>
             </w:r>
             <w:r>
               <w:rPr>
@@ -1552,7 +1552,7 @@
               <w14:ligatures w14:val="standardContextual"/>
             </w:rPr>
           </w:pPr>
-          <w:hyperlink w:anchor="_Toc243872031" w:history="1">
+          <w:hyperlink w:anchor="_Toc244050106" w:history="1">
             <w:r>
               <w:rPr>
                 <w:rStyle w:val="a5"/>
@@ -1576,7 +1576,7 @@
               <w:rPr>
                 <w:noProof/>
               </w:rPr>
-              <w:instrText xml:space="preserve"> PAGEREF _Toc243872031 \h </w:instrText>
+              <w:instrText xml:space="preserve"> PAGEREF _Toc244050106 \h </w:instrText>
             </w:r>
             <w:r>
               <w:rPr>
@@ -1619,7 +1619,7 @@
               <w14:ligatures w14:val="standardContextual"/>
             </w:rPr>
           </w:pPr>
-          <w:hyperlink w:anchor="_Toc243872032" w:history="1">
+          <w:hyperlink w:anchor="_Toc244050107" w:history="1">
             <w:r>
               <w:rPr>
                 <w:rStyle w:val="a5"/>
@@ -1643,7 +1643,7 @@
               <w:rPr>
                 <w:noProof/>
               </w:rPr>
-              <w:instrText xml:space="preserve"> PAGEREF _Toc243872032 \h </w:instrText>
+              <w:instrText xml:space="preserve"> PAGEREF _Toc244050107 \h </w:instrText>
             </w:r>
             <w:r>
               <w:rPr>
@@ -1686,7 +1686,7 @@
               <w14:ligatures w14:val="standardContextual"/>
             </w:rPr>
           </w:pPr>
-          <w:hyperlink w:anchor="_Toc243872033" w:history="1">
+          <w:hyperlink w:anchor="_Toc244050108" w:history="1">
             <w:r>
               <w:rPr>
                 <w:rStyle w:val="a5"/>
@@ -1710,7 +1710,7 @@
               <w:rPr>
                 <w:noProof/>
               </w:rPr>
-              <w:instrText xml:space="preserve"> PAGEREF _Toc243872033 \h </w:instrText>
+              <w:instrText xml:space="preserve"> PAGEREF _Toc244050108 \h </w:instrText>
             </w:r>
             <w:r>
               <w:rPr>
@@ -1752,7 +1752,7 @@
               <w14:ligatures w14:val="standardContextual"/>
             </w:rPr>
           </w:pPr>
-          <w:hyperlink w:anchor="_Toc243872034" w:history="1">
+          <w:hyperlink w:anchor="_Toc244050109" w:history="1">
             <w:r>
               <w:rPr>
                 <w:rStyle w:val="a5"/>
@@ -1776,7 +1776,7 @@
               <w:rPr>
                 <w:noProof/>
               </w:rPr>
-              <w:instrText xml:space="preserve"> PAGEREF _Toc243872034 \h </w:instrText>
+              <w:instrText xml:space="preserve"> PAGEREF _Toc244050109 \h </w:instrText>
             </w:r>
             <w:r>
               <w:rPr>
@@ -1819,7 +1819,7 @@
               <w14:ligatures w14:val="standardContextual"/>
             </w:rPr>
           </w:pPr>
-          <w:hyperlink w:anchor="_Toc243872035" w:history="1">
+          <w:hyperlink w:anchor="_Toc244050110" w:history="1">
             <w:r>
               <w:rPr>
                 <w:rStyle w:val="a5"/>
@@ -1843,7 +1843,7 @@
               <w:rPr>
                 <w:noProof/>
               </w:rPr>
-              <w:instrText xml:space="preserve"> PAGEREF _Toc243872035 \h </w:instrText>
+              <w:instrText xml:space="preserve"> PAGEREF _Toc244050110 \h </w:instrText>
             </w:r>
             <w:r>
               <w:rPr>
@@ -1886,7 +1886,7 @@
               <w14:ligatures w14:val="standardContextual"/>
             </w:rPr>
           </w:pPr>
-          <w:hyperlink w:anchor="_Toc243872036" w:history="1">
+          <w:hyperlink w:anchor="_Toc244050111" w:history="1">
             <w:r>
               <w:rPr>
                 <w:rStyle w:val="a5"/>
@@ -1910,7 +1910,7 @@
               <w:rPr>
                 <w:noProof/>
               </w:rPr>
-              <w:instrText xml:space="preserve"> PAGEREF _Toc243872036 \h </w:instrText>
+              <w:instrText xml:space="preserve"> PAGEREF _Toc244050111 \h </w:instrText>
             </w:r>
             <w:r>
               <w:rPr>
@@ -1953,7 +1953,7 @@
               <w14:ligatures w14:val="standardContextual"/>
             </w:rPr>
           </w:pPr>
-          <w:hyperlink w:anchor="_Toc243872037" w:history="1">
+          <w:hyperlink w:anchor="_Toc244050112" w:history="1">
             <w:r>
               <w:rPr>
                 <w:rStyle w:val="a5"/>
@@ -1977,7 +1977,7 @@
               <w:rPr>
                 <w:noProof/>
               </w:rPr>
-              <w:instrText xml:space="preserve"> PAGEREF _Toc243872037 \h </w:instrText>
+              <w:instrText xml:space="preserve"> PAGEREF _Toc244050112 \h </w:instrText>
             </w:r>
             <w:r>
               <w:rPr>
@@ -2020,7 +2020,7 @@
               <w14:ligatures w14:val="standardContextual"/>
             </w:rPr>
           </w:pPr>
-          <w:hyperlink w:anchor="_Toc243872038" w:history="1">
+          <w:hyperlink w:anchor="_Toc244050113" w:history="1">
             <w:r>
               <w:rPr>
                 <w:rStyle w:val="a5"/>
@@ -2044,7 +2044,7 @@
               <w:rPr>
                 <w:noProof/>
               </w:rPr>
-              <w:instrText xml:space="preserve"> PAGEREF _Toc243872038 \h </w:instrText>
+              <w:instrText xml:space="preserve"> PAGEREF _Toc244050113 \h </w:instrText>
             </w:r>
             <w:r>
               <w:rPr>
@@ -2087,7 +2087,7 @@
               <w14:ligatures w14:val="standardContextual"/>
             </w:rPr>
           </w:pPr>
-          <w:hyperlink w:anchor="_Toc243872039" w:history="1">
+          <w:hyperlink w:anchor="_Toc244050114" w:history="1">
             <w:r>
               <w:rPr>
                 <w:rStyle w:val="a5"/>
@@ -2111,7 +2111,7 @@
               <w:rPr>
                 <w:noProof/>
               </w:rPr>
-              <w:instrText xml:space="preserve"> PAGEREF _Toc243872039 \h </w:instrText>
+              <w:instrText xml:space="preserve"> PAGEREF _Toc244050114 \h </w:instrText>
             </w:r>
             <w:r>
               <w:rPr>
@@ -2154,7 +2154,7 @@
               <w14:ligatures w14:val="standardContextual"/>
             </w:rPr>
           </w:pPr>
-          <w:hyperlink w:anchor="_Toc243872040" w:history="1">
+          <w:hyperlink w:anchor="_Toc244050115" w:history="1">
             <w:r>
               <w:rPr>
                 <w:rStyle w:val="a5"/>
@@ -2178,7 +2178,7 @@
               <w:rPr>
                 <w:noProof/>
               </w:rPr>
-              <w:instrText xml:space="preserve"> PAGEREF _Toc243872040 \h </w:instrText>
+              <w:instrText xml:space="preserve"> PAGEREF _Toc244050115 \h </w:instrText>
             </w:r>
             <w:r>
               <w:rPr>
@@ -2221,7 +2221,7 @@
               <w14:ligatures w14:val="standardContextual"/>
             </w:rPr>
           </w:pPr>
-          <w:hyperlink w:anchor="_Toc243872041" w:history="1">
+          <w:hyperlink w:anchor="_Toc244050116" w:history="1">
             <w:r>
               <w:rPr>
                 <w:rStyle w:val="a5"/>
@@ -2245,7 +2245,7 @@
               <w:rPr>
                 <w:noProof/>
               </w:rPr>
-              <w:instrText xml:space="preserve"> PAGEREF _Toc243872041 \h </w:instrText>
+              <w:instrText xml:space="preserve"> PAGEREF _Toc244050116 \h </w:instrText>
             </w:r>
             <w:r>
               <w:rPr>
@@ -2288,7 +2288,7 @@
               <w14:ligatures w14:val="standardContextual"/>
             </w:rPr>
           </w:pPr>
-          <w:hyperlink w:anchor="_Toc243872042" w:history="1">
+          <w:hyperlink w:anchor="_Toc244050117" w:history="1">
             <w:r>
               <w:rPr>
                 <w:rStyle w:val="a5"/>
@@ -2312,7 +2312,7 @@
               <w:rPr>
                 <w:noProof/>
               </w:rPr>
-              <w:instrText xml:space="preserve"> PAGEREF _Toc243872042 \h </w:instrText>
+              <w:instrText xml:space="preserve"> PAGEREF _Toc244050117 \h </w:instrText>
             </w:r>
             <w:r>
               <w:rPr>
@@ -2355,7 +2355,7 @@
               <w14:ligatures w14:val="standardContextual"/>
             </w:rPr>
           </w:pPr>
-          <w:hyperlink w:anchor="_Toc243872043" w:history="1">
+          <w:hyperlink w:anchor="_Toc244050118" w:history="1">
             <w:r>
               <w:rPr>
                 <w:rStyle w:val="a5"/>
@@ -2379,7 +2379,7 @@
               <w:rPr>
                 <w:noProof/>
               </w:rPr>
-              <w:instrText xml:space="preserve"> PAGEREF _Toc243872043 \h </w:instrText>
+              <w:instrText xml:space="preserve"> PAGEREF _Toc244050118 \h </w:instrText>
             </w:r>
             <w:r>
               <w:rPr>
@@ -2422,7 +2422,7 @@
               <w14:ligatures w14:val="standardContextual"/>
             </w:rPr>
           </w:pPr>
-          <w:hyperlink w:anchor="_Toc243872044" w:history="1">
+          <w:hyperlink w:anchor="_Toc244050119" w:history="1">
             <w:r>
               <w:rPr>
                 <w:rStyle w:val="a5"/>
@@ -2446,7 +2446,7 @@
               <w:rPr>
                 <w:noProof/>
               </w:rPr>
-              <w:instrText xml:space="preserve"> PAGEREF _Toc243872044 \h </w:instrText>
+              <w:instrText xml:space="preserve"> PAGEREF _Toc244050119 \h </w:instrText>
             </w:r>
             <w:r>
               <w:rPr>
@@ -2488,7 +2488,7 @@
               <w14:ligatures w14:val="standardContextual"/>
             </w:rPr>
           </w:pPr>
-          <w:hyperlink w:anchor="_Toc243872045" w:history="1">
+          <w:hyperlink w:anchor="_Toc244050120" w:history="1">
             <w:r>
               <w:rPr>
                 <w:rStyle w:val="a5"/>
@@ -2512,7 +2512,7 @@
               <w:rPr>
                 <w:noProof/>
               </w:rPr>
-              <w:instrText xml:space="preserve"> PAGEREF _Toc243872045 \h </w:instrText>
+              <w:instrText xml:space="preserve"> PAGEREF _Toc244050120 \h </w:instrText>
             </w:r>
             <w:r>
               <w:rPr>
@@ -2555,7 +2555,7 @@
               <w14:ligatures w14:val="standardContextual"/>
             </w:rPr>
           </w:pPr>
-          <w:hyperlink w:anchor="_Toc243872046" w:history="1">
+          <w:hyperlink w:anchor="_Toc244050121" w:history="1">
             <w:r>
               <w:rPr>
                 <w:rStyle w:val="a5"/>
@@ -2579,7 +2579,7 @@
               <w:rPr>
                 <w:noProof/>
               </w:rPr>
-              <w:instrText xml:space="preserve"> PAGEREF _Toc243872046 \h </w:instrText>
+              <w:instrText xml:space="preserve"> PAGEREF _Toc244050121 \h </w:instrText>
             </w:r>
             <w:r>
               <w:rPr>
@@ -2622,7 +2622,7 @@
               <w14:ligatures w14:val="standardContextual"/>
             </w:rPr>
           </w:pPr>
-          <w:hyperlink w:anchor="_Toc243872047" w:history="1">
+          <w:hyperlink w:anchor="_Toc244050122" w:history="1">
             <w:r>
               <w:rPr>
                 <w:rStyle w:val="a5"/>
@@ -2646,7 +2646,7 @@
               <w:rPr>
                 <w:noProof/>
               </w:rPr>
-              <w:instrText xml:space="preserve"> PAGEREF _Toc243872047 \h </w:instrText>
+              <w:instrText xml:space="preserve"> PAGEREF _Toc244050122 \h </w:instrText>
             </w:r>
             <w:r>
               <w:rPr>
@@ -2689,7 +2689,7 @@
               <w14:ligatures w14:val="standardContextual"/>
             </w:rPr>
           </w:pPr>
-          <w:hyperlink w:anchor="_Toc243872048" w:history="1">
+          <w:hyperlink w:anchor="_Toc244050123" w:history="1">
             <w:r>
               <w:rPr>
                 <w:rStyle w:val="a5"/>
@@ -2713,7 +2713,7 @@
               <w:rPr>
                 <w:noProof/>
               </w:rPr>
-              <w:instrText xml:space="preserve"> PAGEREF _Toc243872048 \h </w:instrText>
+              <w:instrText xml:space="preserve"> PAGEREF _Toc244050123 \h </w:instrText>
             </w:r>
             <w:r>
               <w:rPr>
@@ -2755,7 +2755,7 @@
               <w14:ligatures w14:val="standardContextual"/>
             </w:rPr>
           </w:pPr>
-          <w:hyperlink w:anchor="_Toc243872049" w:history="1">
+          <w:hyperlink w:anchor="_Toc244050124" w:history="1">
             <w:r>
               <w:rPr>
                 <w:rStyle w:val="a5"/>
@@ -2779,7 +2779,7 @@
               <w:rPr>
                 <w:noProof/>
               </w:rPr>
-              <w:instrText xml:space="preserve"> PAGEREF _Toc243872049 \h </w:instrText>
+              <w:instrText xml:space="preserve"> PAGEREF _Toc244050124 \h </w:instrText>
             </w:r>
             <w:r>
               <w:rPr>
@@ -2821,7 +2821,7 @@
               <w14:ligatures w14:val="standardContextual"/>
             </w:rPr>
           </w:pPr>
-          <w:hyperlink w:anchor="_Toc243872050" w:history="1">
+          <w:hyperlink w:anchor="_Toc244050125" w:history="1">
             <w:r>
               <w:rPr>
                 <w:rStyle w:val="a5"/>
@@ -2845,7 +2845,7 @@
               <w:rPr>
                 <w:noProof/>
               </w:rPr>
-              <w:instrText xml:space="preserve"> PAGEREF _Toc243872050 \h </w:instrText>
+              <w:instrText xml:space="preserve"> PAGEREF _Toc244050125 \h </w:instrText>
             </w:r>
             <w:r>
               <w:rPr>
@@ -2888,7 +2888,7 @@
               <w14:ligatures w14:val="standardContextual"/>
             </w:rPr>
           </w:pPr>
-          <w:hyperlink w:anchor="_Toc243872051" w:history="1">
+          <w:hyperlink w:anchor="_Toc244050126" w:history="1">
             <w:r>
               <w:rPr>
                 <w:rStyle w:val="a5"/>
@@ -2912,7 +2912,7 @@
               <w:rPr>
                 <w:noProof/>
               </w:rPr>
-              <w:instrText xml:space="preserve"> PAGEREF _Toc243872051 \h </w:instrText>
+              <w:instrText xml:space="preserve"> PAGEREF _Toc244050126 \h </w:instrText>
             </w:r>
             <w:r>
               <w:rPr>
@@ -2955,7 +2955,7 @@
               <w14:ligatures w14:val="standardContextual"/>
             </w:rPr>
           </w:pPr>
-          <w:hyperlink w:anchor="_Toc243872052" w:history="1">
+          <w:hyperlink w:anchor="_Toc244050127" w:history="1">
             <w:r>
               <w:rPr>
                 <w:rStyle w:val="a5"/>
@@ -2979,7 +2979,7 @@
               <w:rPr>
                 <w:noProof/>
               </w:rPr>
-              <w:instrText xml:space="preserve"> PAGEREF _Toc243872052 \h </w:instrText>
+              <w:instrText xml:space="preserve"> PAGEREF _Toc244050127 \h </w:instrText>
             </w:r>
             <w:r>
               <w:rPr>
@@ -3022,7 +3022,7 @@
               <w14:ligatures w14:val="standardContextual"/>
             </w:rPr>
           </w:pPr>
-          <w:hyperlink w:anchor="_Toc243872053" w:history="1">
+          <w:hyperlink w:anchor="_Toc244050128" w:history="1">
             <w:r>
               <w:rPr>
                 <w:rStyle w:val="a5"/>
@@ -3046,7 +3046,7 @@
               <w:rPr>
                 <w:noProof/>
               </w:rPr>
-              <w:instrText xml:space="preserve"> PAGEREF _Toc243872053 \h </w:instrText>
+              <w:instrText xml:space="preserve"> PAGEREF _Toc244050128 \h </w:instrText>
             </w:r>
             <w:r>
               <w:rPr>
@@ -3089,7 +3089,7 @@
               <w14:ligatures w14:val="standardContextual"/>
             </w:rPr>
           </w:pPr>
-          <w:hyperlink w:anchor="_Toc243872054" w:history="1">
+          <w:hyperlink w:anchor="_Toc244050129" w:history="1">
             <w:r>
               <w:rPr>
                 <w:rStyle w:val="a5"/>
@@ -3113,7 +3113,7 @@
               <w:rPr>
                 <w:noProof/>
               </w:rPr>
-              <w:instrText xml:space="preserve"> PAGEREF _Toc243872054 \h </w:instrText>
+              <w:instrText xml:space="preserve"> PAGEREF _Toc244050129 \h </w:instrText>
             </w:r>
             <w:r>
               <w:rPr>
@@ -3155,7 +3155,7 @@
               <w14:ligatures w14:val="standardContextual"/>
             </w:rPr>
           </w:pPr>
-          <w:hyperlink w:anchor="_Toc243872055" w:history="1">
+          <w:hyperlink w:anchor="_Toc244050130" w:history="1">
             <w:r>
               <w:rPr>
                 <w:rStyle w:val="a5"/>
@@ -3179,7 +3179,7 @@
               <w:rPr>
                 <w:noProof/>
               </w:rPr>
-              <w:instrText xml:space="preserve"> PAGEREF _Toc243872055 \h </w:instrText>
+              <w:instrText xml:space="preserve"> PAGEREF _Toc244050130 \h </w:instrText>
             </w:r>
             <w:r>
               <w:rPr>
@@ -3221,7 +3221,7 @@
               <w14:ligatures w14:val="standardContextual"/>
             </w:rPr>
           </w:pPr>
-          <w:hyperlink w:anchor="_Toc243872056" w:history="1">
+          <w:hyperlink w:anchor="_Toc244050131" w:history="1">
             <w:r>
               <w:rPr>
                 <w:rStyle w:val="a5"/>
@@ -3245,7 +3245,7 @@
               <w:rPr>
                 <w:noProof/>
               </w:rPr>
-              <w:instrText xml:space="preserve"> PAGEREF _Toc243872056 \h </w:instrText>
+              <w:instrText xml:space="preserve"> PAGEREF _Toc244050131 \h </w:instrText>
             </w:r>
             <w:r>
               <w:rPr>
@@ -3288,7 +3288,7 @@
               <w14:ligatures w14:val="standardContextual"/>
             </w:rPr>
           </w:pPr>
-          <w:hyperlink w:anchor="_Toc243872057" w:history="1">
+          <w:hyperlink w:anchor="_Toc244050132" w:history="1">
             <w:r>
               <w:rPr>
                 <w:rStyle w:val="a5"/>
@@ -3312,7 +3312,7 @@
               <w:rPr>
                 <w:noProof/>
               </w:rPr>
-              <w:instrText xml:space="preserve"> PAGEREF _Toc243872057 \h </w:instrText>
+              <w:instrText xml:space="preserve"> PAGEREF _Toc244050132 \h </w:instrText>
             </w:r>
             <w:r>
               <w:rPr>
@@ -3355,7 +3355,7 @@
               <w14:ligatures w14:val="standardContextual"/>
             </w:rPr>
           </w:pPr>
-          <w:hyperlink w:anchor="_Toc243872058" w:history="1">
+          <w:hyperlink w:anchor="_Toc244050133" w:history="1">
             <w:r>
               <w:rPr>
                 <w:rStyle w:val="a5"/>
@@ -3379,7 +3379,7 @@
               <w:rPr>
                 <w:noProof/>
               </w:rPr>
-              <w:instrText xml:space="preserve"> PAGEREF _Toc243872058 \h </w:instrText>
+              <w:instrText xml:space="preserve"> PAGEREF _Toc244050133 \h </w:instrText>
             </w:r>
             <w:r>
               <w:rPr>
@@ -3422,7 +3422,7 @@
               <w14:ligatures w14:val="standardContextual"/>
             </w:rPr>
           </w:pPr>
-          <w:hyperlink w:anchor="_Toc243872059" w:history="1">
+          <w:hyperlink w:anchor="_Toc244050134" w:history="1">
             <w:r>
               <w:rPr>
                 <w:rStyle w:val="a5"/>
@@ -3446,7 +3446,7 @@
               <w:rPr>
                 <w:noProof/>
               </w:rPr>
-              <w:instrText xml:space="preserve"> PAGEREF _Toc243872059 \h </w:instrText>
+              <w:instrText xml:space="preserve"> PAGEREF _Toc244050134 \h </w:instrText>
             </w:r>
             <w:r>
               <w:rPr>
@@ -3489,7 +3489,7 @@
               <w14:ligatures w14:val="standardContextual"/>
             </w:rPr>
           </w:pPr>
-          <w:hyperlink w:anchor="_Toc243872060" w:history="1">
+          <w:hyperlink w:anchor="_Toc244050135" w:history="1">
             <w:r>
               <w:rPr>
                 <w:rStyle w:val="a5"/>
@@ -3513,7 +3513,7 @@
               <w:rPr>
                 <w:noProof/>
               </w:rPr>
-              <w:instrText xml:space="preserve"> PAGEREF _Toc243872060 \h </w:instrText>
+              <w:instrText xml:space="preserve"> PAGEREF _Toc244050135 \h </w:instrText>
             </w:r>
             <w:r>
               <w:rPr>
@@ -3555,7 +3555,7 @@
               <w14:ligatures w14:val="standardContextual"/>
             </w:rPr>
           </w:pPr>
-          <w:hyperlink w:anchor="_Toc243872061" w:history="1">
+          <w:hyperlink w:anchor="_Toc244050136" w:history="1">
             <w:r>
               <w:rPr>
                 <w:rStyle w:val="a5"/>
@@ -3579,7 +3579,7 @@
               <w:rPr>
                 <w:noProof/>
               </w:rPr>
-              <w:instrText xml:space="preserve"> PAGEREF _Toc243872061 \h </w:instrText>
+              <w:instrText xml:space="preserve"> PAGEREF _Toc244050136 \h </w:instrText>
             </w:r>
             <w:r>
               <w:rPr>
@@ -3621,7 +3621,7 @@
               <w14:ligatures w14:val="standardContextual"/>
             </w:rPr>
           </w:pPr>
-          <w:hyperlink w:anchor="_Toc243872062" w:history="1">
+          <w:hyperlink w:anchor="_Toc244050137" w:history="1">
             <w:r>
               <w:rPr>
                 <w:rStyle w:val="a5"/>
@@ -3645,7 +3645,7 @@
               <w:rPr>
                 <w:noProof/>
               </w:rPr>
-              <w:instrText xml:space="preserve"> PAGEREF _Toc243872062 \h </w:instrText>
+              <w:instrText xml:space="preserve"> PAGEREF _Toc244050137 \h </w:instrText>
             </w:r>
             <w:r>
               <w:rPr>
@@ -3687,7 +3687,7 @@
               <w14:ligatures w14:val="standardContextual"/>
             </w:rPr>
           </w:pPr>
-          <w:hyperlink w:anchor="_Toc243872063" w:history="1">
+          <w:hyperlink w:anchor="_Toc244050138" w:history="1">
             <w:r>
               <w:rPr>
                 <w:rStyle w:val="a5"/>
@@ -3711,7 +3711,7 @@
               <w:rPr>
                 <w:noProof/>
               </w:rPr>
-              <w:instrText xml:space="preserve"> PAGEREF _Toc243872063 \h </w:instrText>
+              <w:instrText xml:space="preserve"> PAGEREF _Toc244050138 \h </w:instrText>
             </w:r>
             <w:r>
               <w:rPr>
@@ -3753,7 +3753,7 @@
               <w14:ligatures w14:val="standardContextual"/>
             </w:rPr>
           </w:pPr>
-          <w:hyperlink w:anchor="_Toc243872064" w:history="1">
+          <w:hyperlink w:anchor="_Toc244050139" w:history="1">
             <w:r>
               <w:rPr>
                 <w:rStyle w:val="a5"/>
@@ -3777,7 +3777,7 @@
               <w:rPr>
                 <w:noProof/>
               </w:rPr>
-              <w:instrText xml:space="preserve"> PAGEREF _Toc243872064 \h </w:instrText>
+              <w:instrText xml:space="preserve"> PAGEREF _Toc244050139 \h </w:instrText>
             </w:r>
             <w:r>
               <w:rPr>
@@ -3820,7 +3820,7 @@
       <w:pPr>
         <w:pStyle w:val="1"/>
       </w:pPr>
-      <w:bookmarkStart w:id="0" w:name="_Toc243872020"/>
+      <w:bookmarkStart w:id="0" w:name="_Toc244050095"/>
       <w:r>
         <w:t xml:space="preserve">1. </w:t>
       </w:r>
@@ -4201,7 +4201,7 @@
       <w:pPr>
         <w:pStyle w:val="2"/>
       </w:pPr>
-      <w:bookmarkStart w:id="1" w:name="_Toc243872021"/>
+      <w:bookmarkStart w:id="1" w:name="_Toc244050096"/>
       <w:r>
         <w:t xml:space="preserve">1.1 </w:t>
       </w:r>
@@ -5091,19 +5091,19 @@
         <w:t xml:space="preserve"> "</w:t>
       </w:r>
       <w:r>
+        <w:t>모르겠어요</w:t>
+      </w:r>
+      <w:r>
+        <w:t>/</w:t>
+      </w:r>
+      <w:r>
+        <w:t>애매해요</w:t>
+      </w:r>
+      <w:r>
+        <w:t>/</w:t>
+      </w:r>
+      <w:r>
         <w:t>확실해요</w:t>
-      </w:r>
-      <w:r>
-        <w:t>/</w:t>
-      </w:r>
-      <w:r>
-        <w:t>애매해요</w:t>
-      </w:r>
-      <w:r>
-        <w:t>/</w:t>
-      </w:r>
-      <w:r>
-        <w:t>모르겠어요</w:t>
       </w:r>
       <w:r>
         <w:t>"</w:t>
@@ -6016,7 +6016,7 @@
       <w:pPr>
         <w:pStyle w:val="2"/>
       </w:pPr>
-      <w:bookmarkStart w:id="2" w:name="_Toc243872022"/>
+      <w:bookmarkStart w:id="2" w:name="_Toc244050097"/>
       <w:r>
         <w:t xml:space="preserve">1.2 </w:t>
       </w:r>
@@ -7158,7 +7158,7 @@
       <w:pPr>
         <w:pStyle w:val="2"/>
       </w:pPr>
-      <w:bookmarkStart w:id="3" w:name="_Toc243872023"/>
+      <w:bookmarkStart w:id="3" w:name="_Toc244050098"/>
       <w:r>
         <w:t xml:space="preserve">1.3 </w:t>
       </w:r>
@@ -8244,7 +8244,7 @@
       <w:pPr>
         <w:pStyle w:val="2"/>
       </w:pPr>
-      <w:bookmarkStart w:id="4" w:name="_Toc243872024"/>
+      <w:bookmarkStart w:id="4" w:name="_Toc244050099"/>
       <w:r>
         <w:t xml:space="preserve">1.4 </w:t>
       </w:r>
@@ -9824,7 +9824,7 @@
       <w:pPr>
         <w:pStyle w:val="1"/>
       </w:pPr>
-      <w:bookmarkStart w:id="5" w:name="_Toc243872025"/>
+      <w:bookmarkStart w:id="5" w:name="_Toc244050100"/>
       <w:r>
         <w:t xml:space="preserve">2. </w:t>
       </w:r>
@@ -12933,7 +12933,7 @@
       <w:pPr>
         <w:pStyle w:val="2"/>
       </w:pPr>
-      <w:bookmarkStart w:id="6" w:name="_Toc243872026"/>
+      <w:bookmarkStart w:id="6" w:name="_Toc244050101"/>
       <w:r>
         <w:t xml:space="preserve">2.1 </w:t>
       </w:r>
@@ -15031,7 +15031,7 @@
       <w:pPr>
         <w:pStyle w:val="2"/>
       </w:pPr>
-      <w:bookmarkStart w:id="7" w:name="_Toc243872027"/>
+      <w:bookmarkStart w:id="7" w:name="_Toc244050102"/>
       <w:r>
         <w:t xml:space="preserve">2.2 </w:t>
       </w:r>
@@ -16816,7 +16816,7 @@
       <w:pPr>
         <w:pStyle w:val="2"/>
       </w:pPr>
-      <w:bookmarkStart w:id="8" w:name="_Toc243872028"/>
+      <w:bookmarkStart w:id="8" w:name="_Toc244050103"/>
       <w:r>
         <w:t xml:space="preserve">2.3 </w:t>
       </w:r>
@@ -19789,7 +19789,7 @@
       <w:pPr>
         <w:pStyle w:val="2"/>
       </w:pPr>
-      <w:bookmarkStart w:id="9" w:name="_Toc243872029"/>
+      <w:bookmarkStart w:id="9" w:name="_Toc244050104"/>
       <w:r>
         <w:t xml:space="preserve">2.4 </w:t>
       </w:r>
@@ -21420,7 +21420,7 @@
       <w:pPr>
         <w:pStyle w:val="2"/>
       </w:pPr>
-      <w:bookmarkStart w:id="10" w:name="_Toc243872030"/>
+      <w:bookmarkStart w:id="10" w:name="_Toc244050105"/>
       <w:r>
         <w:t xml:space="preserve">2.5 </w:t>
       </w:r>
@@ -22413,7 +22413,7 @@
       <w:pPr>
         <w:pStyle w:val="2"/>
       </w:pPr>
-      <w:bookmarkStart w:id="11" w:name="_Toc243872031"/>
+      <w:bookmarkStart w:id="11" w:name="_Toc244050106"/>
       <w:r>
         <w:t xml:space="preserve">2.6 </w:t>
       </w:r>
@@ -23631,7 +23631,7 @@
       <w:pPr>
         <w:pStyle w:val="2"/>
       </w:pPr>
-      <w:bookmarkStart w:id="12" w:name="_Toc243872032"/>
+      <w:bookmarkStart w:id="12" w:name="_Toc244050107"/>
       <w:r>
         <w:t xml:space="preserve">2.7 </w:t>
       </w:r>
@@ -25180,7 +25180,7 @@
       <w:pPr>
         <w:pStyle w:val="2"/>
       </w:pPr>
-      <w:bookmarkStart w:id="13" w:name="_Toc243872033"/>
+      <w:bookmarkStart w:id="13" w:name="_Toc244050108"/>
       <w:r>
         <w:t xml:space="preserve">2.8 </w:t>
       </w:r>
@@ -25803,7 +25803,7 @@
       <w:pPr>
         <w:pStyle w:val="1"/>
       </w:pPr>
-      <w:bookmarkStart w:id="14" w:name="_Toc243872034"/>
+      <w:bookmarkStart w:id="14" w:name="_Toc244050109"/>
       <w:r>
         <w:t xml:space="preserve">3. </w:t>
       </w:r>
@@ -26061,7 +26061,7 @@
       <w:pPr>
         <w:pStyle w:val="2"/>
       </w:pPr>
-      <w:bookmarkStart w:id="15" w:name="_Toc243872035"/>
+      <w:bookmarkStart w:id="15" w:name="_Toc244050110"/>
       <w:r>
         <w:t xml:space="preserve">3.1 </w:t>
       </w:r>
@@ -26777,7 +26777,7 @@
       <w:pPr>
         <w:pStyle w:val="2"/>
       </w:pPr>
-      <w:bookmarkStart w:id="16" w:name="_Toc243872036"/>
+      <w:bookmarkStart w:id="16" w:name="_Toc244050111"/>
       <w:r>
         <w:t xml:space="preserve">3.2 </w:t>
       </w:r>
@@ -26806,7 +26806,7 @@
           <w:noProof/>
         </w:rPr>
         <w:drawing>
-          <wp:inline distT="0" distB="0" distL="0" distR="0" wp14:anchorId="69E3A9F5" wp14:editId="5DFC123D">
+          <wp:inline distT="0" distB="0" distL="0" distR="0" wp14:anchorId="49020CAC" wp14:editId="6EAD07B6">
             <wp:extent cx="4219575" cy="2638425"/>
             <wp:effectExtent l="0" t="0" r="0" b="0"/>
             <wp:docPr id="1" name="그림 1"/>
@@ -27702,7 +27702,7 @@
       <w:pPr>
         <w:pStyle w:val="2"/>
       </w:pPr>
-      <w:bookmarkStart w:id="17" w:name="_Toc243872037"/>
+      <w:bookmarkStart w:id="17" w:name="_Toc244050112"/>
       <w:r>
         <w:t xml:space="preserve">3.3 </w:t>
       </w:r>
@@ -27728,10 +27728,10 @@
           <w:noProof/>
         </w:rPr>
         <w:drawing>
-          <wp:inline distT="0" distB="0" distL="0" distR="0" wp14:anchorId="2A54A021" wp14:editId="0B8FD008">
+          <wp:inline distT="0" distB="0" distL="0" distR="0" wp14:anchorId="7F0DBA2A" wp14:editId="4CABD092">
             <wp:extent cx="4219575" cy="2638425"/>
             <wp:effectExtent l="0" t="0" r="0" b="0"/>
-            <wp:docPr id="1415307258" name="그림 1415307258"/>
+            <wp:docPr id="768345161" name="그림 768345161"/>
             <wp:cNvGraphicFramePr>
               <a:graphicFrameLocks xmlns:a="http://schemas.openxmlformats.org/drawingml/2006/main" noChangeAspect="1"/>
             </wp:cNvGraphicFramePr>
@@ -28399,10 +28399,10 @@
           <w:noProof/>
         </w:rPr>
         <w:drawing>
-          <wp:inline distT="0" distB="0" distL="0" distR="0" wp14:anchorId="272C85AB" wp14:editId="7210C4E3">
+          <wp:inline distT="0" distB="0" distL="0" distR="0" wp14:anchorId="766D5FDB" wp14:editId="5D034733">
             <wp:extent cx="4219575" cy="3790950"/>
             <wp:effectExtent l="0" t="0" r="0" b="0"/>
-            <wp:docPr id="1348511538" name="그림 1348511538"/>
+            <wp:docPr id="1642565903" name="그림 1642565903"/>
             <wp:cNvGraphicFramePr>
               <a:graphicFrameLocks xmlns:a="http://schemas.openxmlformats.org/drawingml/2006/main" noChangeAspect="1"/>
             </wp:cNvGraphicFramePr>
@@ -29299,7 +29299,7 @@
       <w:pPr>
         <w:pStyle w:val="2"/>
       </w:pPr>
-      <w:bookmarkStart w:id="18" w:name="_Toc243872038"/>
+      <w:bookmarkStart w:id="18" w:name="_Toc244050113"/>
       <w:r>
         <w:t xml:space="preserve">3.4 </w:t>
       </w:r>
@@ -29325,10 +29325,10 @@
           <w:noProof/>
         </w:rPr>
         <w:drawing>
-          <wp:inline distT="0" distB="0" distL="0" distR="0" wp14:anchorId="085E3B85" wp14:editId="221E04F5">
+          <wp:inline distT="0" distB="0" distL="0" distR="0" wp14:anchorId="61CF4611" wp14:editId="67BFF282">
             <wp:extent cx="3943350" cy="2466975"/>
             <wp:effectExtent l="0" t="0" r="0" b="0"/>
-            <wp:docPr id="1173952345" name="그림 1173952345"/>
+            <wp:docPr id="1569281880" name="그림 1569281880"/>
             <wp:cNvGraphicFramePr>
               <a:graphicFrameLocks xmlns:a="http://schemas.openxmlformats.org/drawingml/2006/main" noChangeAspect="1"/>
             </wp:cNvGraphicFramePr>
@@ -29677,10 +29677,10 @@
           <w:noProof/>
         </w:rPr>
         <w:drawing>
-          <wp:inline distT="0" distB="0" distL="0" distR="0" wp14:anchorId="74B0E1D9" wp14:editId="40D54089">
+          <wp:inline distT="0" distB="0" distL="0" distR="0" wp14:anchorId="49C75A7D" wp14:editId="7FE75183">
             <wp:extent cx="3943350" cy="2466975"/>
             <wp:effectExtent l="0" t="0" r="0" b="0"/>
-            <wp:docPr id="202664018" name="그림 202664018"/>
+            <wp:docPr id="548335658" name="그림 548335658"/>
             <wp:cNvGraphicFramePr>
               <a:graphicFrameLocks xmlns:a="http://schemas.openxmlformats.org/drawingml/2006/main" noChangeAspect="1"/>
             </wp:cNvGraphicFramePr>
@@ -30306,6 +30306,30 @@
         <w:t>(</w:t>
       </w:r>
       <w:r>
+        <w:t>😵</w:t>
+      </w:r>
+      <w:r>
+        <w:t xml:space="preserve"> </w:t>
+      </w:r>
+      <w:r>
+        <w:t>모르겠어요</w:t>
+      </w:r>
+      <w:r>
+        <w:t xml:space="preserve"> / </w:t>
+      </w:r>
+      <w:r>
+        <w:t>🤔</w:t>
+      </w:r>
+      <w:r>
+        <w:t xml:space="preserve"> </w:t>
+      </w:r>
+      <w:r>
+        <w:t>애매해요</w:t>
+      </w:r>
+      <w:r>
+        <w:t xml:space="preserve"> / </w:t>
+      </w:r>
+      <w:r>
         <w:t>😊</w:t>
       </w:r>
       <w:r>
@@ -30313,30 +30337,6 @@
       </w:r>
       <w:r>
         <w:t>확실해요</w:t>
-      </w:r>
-      <w:r>
-        <w:t xml:space="preserve"> / </w:t>
-      </w:r>
-      <w:r>
-        <w:t>🤔</w:t>
-      </w:r>
-      <w:r>
-        <w:t xml:space="preserve"> </w:t>
-      </w:r>
-      <w:r>
-        <w:t>애매해요</w:t>
-      </w:r>
-      <w:r>
-        <w:t xml:space="preserve"> / </w:t>
-      </w:r>
-      <w:r>
-        <w:t>😵</w:t>
-      </w:r>
-      <w:r>
-        <w:t xml:space="preserve"> </w:t>
-      </w:r>
-      <w:r>
-        <w:t>모르겠어요</w:t>
       </w:r>
       <w:r>
         <w:t xml:space="preserve">) → </w:t>
@@ -30551,10 +30551,10 @@
           <w:noProof/>
         </w:rPr>
         <w:drawing>
-          <wp:inline distT="0" distB="0" distL="0" distR="0" wp14:anchorId="5019A79A" wp14:editId="033FA500">
+          <wp:inline distT="0" distB="0" distL="0" distR="0" wp14:anchorId="682F0234" wp14:editId="6E746938">
             <wp:extent cx="3943350" cy="3076575"/>
             <wp:effectExtent l="0" t="0" r="0" b="0"/>
-            <wp:docPr id="508027661" name="그림 508027661"/>
+            <wp:docPr id="1906035657" name="그림 1906035657"/>
             <wp:cNvGraphicFramePr>
               <a:graphicFrameLocks xmlns:a="http://schemas.openxmlformats.org/drawingml/2006/main" noChangeAspect="1"/>
             </wp:cNvGraphicFramePr>
@@ -30928,7 +30928,7 @@
       <w:pPr>
         <w:pStyle w:val="2"/>
       </w:pPr>
-      <w:bookmarkStart w:id="19" w:name="_Toc243872039"/>
+      <w:bookmarkStart w:id="19" w:name="_Toc244050114"/>
       <w:r>
         <w:t xml:space="preserve">3.5 </w:t>
       </w:r>
@@ -30948,10 +30948,10 @@
           <w:noProof/>
         </w:rPr>
         <w:drawing>
-          <wp:inline distT="0" distB="0" distL="0" distR="0" wp14:anchorId="3BA9B39D" wp14:editId="785C53DE">
+          <wp:inline distT="0" distB="0" distL="0" distR="0" wp14:anchorId="02F56B81" wp14:editId="1C29E58B">
             <wp:extent cx="4219575" cy="5343525"/>
             <wp:effectExtent l="0" t="0" r="0" b="0"/>
-            <wp:docPr id="50816207" name="그림 50816207"/>
+            <wp:docPr id="1634595663" name="그림 1634595663"/>
             <wp:cNvGraphicFramePr>
               <a:graphicFrameLocks xmlns:a="http://schemas.openxmlformats.org/drawingml/2006/main" noChangeAspect="1"/>
             </wp:cNvGraphicFramePr>
@@ -32074,7 +32074,7 @@
       <w:pPr>
         <w:pStyle w:val="2"/>
       </w:pPr>
-      <w:bookmarkStart w:id="20" w:name="_Toc243872040"/>
+      <w:bookmarkStart w:id="20" w:name="_Toc244050115"/>
       <w:r>
         <w:t xml:space="preserve">3.6 </w:t>
       </w:r>
@@ -32100,10 +32100,10 @@
           <w:noProof/>
         </w:rPr>
         <w:drawing>
-          <wp:inline distT="0" distB="0" distL="0" distR="0" wp14:anchorId="090A6795" wp14:editId="6F348363">
+          <wp:inline distT="0" distB="0" distL="0" distR="0" wp14:anchorId="0E57C963" wp14:editId="58D594CF">
             <wp:extent cx="4219575" cy="2638425"/>
             <wp:effectExtent l="0" t="0" r="0" b="0"/>
-            <wp:docPr id="1101467938" name="그림 1101467938"/>
+            <wp:docPr id="1095201311" name="그림 1095201311"/>
             <wp:cNvGraphicFramePr>
               <a:graphicFrameLocks xmlns:a="http://schemas.openxmlformats.org/drawingml/2006/main" noChangeAspect="1"/>
             </wp:cNvGraphicFramePr>
@@ -32964,7 +32964,7 @@
       <w:pPr>
         <w:pStyle w:val="2"/>
       </w:pPr>
-      <w:bookmarkStart w:id="21" w:name="_Toc243872041"/>
+      <w:bookmarkStart w:id="21" w:name="_Toc244050116"/>
       <w:r>
         <w:t xml:space="preserve">3.7 </w:t>
       </w:r>
@@ -32984,10 +32984,10 @@
           <w:noProof/>
         </w:rPr>
         <w:drawing>
-          <wp:inline distT="0" distB="0" distL="0" distR="0" wp14:anchorId="4CA15903" wp14:editId="64E09F3B">
+          <wp:inline distT="0" distB="0" distL="0" distR="0" wp14:anchorId="14BAABBC" wp14:editId="585AF94D">
             <wp:extent cx="3676650" cy="3590925"/>
             <wp:effectExtent l="0" t="0" r="0" b="0"/>
-            <wp:docPr id="1407048304" name="그림 1407048304"/>
+            <wp:docPr id="898047279" name="그림 898047279"/>
             <wp:cNvGraphicFramePr>
               <a:graphicFrameLocks xmlns:a="http://schemas.openxmlformats.org/drawingml/2006/main" noChangeAspect="1"/>
             </wp:cNvGraphicFramePr>
@@ -33752,7 +33752,7 @@
       <w:pPr>
         <w:pStyle w:val="2"/>
       </w:pPr>
-      <w:bookmarkStart w:id="22" w:name="_Toc243872042"/>
+      <w:bookmarkStart w:id="22" w:name="_Toc244050117"/>
       <w:r>
         <w:t xml:space="preserve">3.8 </w:t>
       </w:r>
@@ -33778,10 +33778,10 @@
           <w:noProof/>
         </w:rPr>
         <w:drawing>
-          <wp:inline distT="0" distB="0" distL="0" distR="0" wp14:anchorId="18497DCB" wp14:editId="566B82AD">
+          <wp:inline distT="0" distB="0" distL="0" distR="0" wp14:anchorId="351AED0B" wp14:editId="65049250">
             <wp:extent cx="4219575" cy="4781550"/>
             <wp:effectExtent l="0" t="0" r="0" b="0"/>
-            <wp:docPr id="1588171243" name="그림 1588171243"/>
+            <wp:docPr id="1121767625" name="그림 1121767625"/>
             <wp:cNvGraphicFramePr>
               <a:graphicFrameLocks xmlns:a="http://schemas.openxmlformats.org/drawingml/2006/main" noChangeAspect="1"/>
             </wp:cNvGraphicFramePr>
@@ -34688,7 +34688,7 @@
       <w:pPr>
         <w:pStyle w:val="2"/>
       </w:pPr>
-      <w:bookmarkStart w:id="23" w:name="_Toc243872043"/>
+      <w:bookmarkStart w:id="23" w:name="_Toc244050118"/>
       <w:r>
         <w:t xml:space="preserve">3.9 </w:t>
       </w:r>
@@ -35306,7 +35306,7 @@
       <w:pPr>
         <w:pStyle w:val="2"/>
       </w:pPr>
-      <w:bookmarkStart w:id="24" w:name="_Toc243872044"/>
+      <w:bookmarkStart w:id="24" w:name="_Toc244050119"/>
       <w:r>
         <w:t xml:space="preserve">3.10 </w:t>
       </w:r>
@@ -35338,10 +35338,10 @@
           <w:noProof/>
         </w:rPr>
         <w:drawing>
-          <wp:inline distT="0" distB="0" distL="0" distR="0" wp14:anchorId="75810DF2" wp14:editId="7300FAB7">
+          <wp:inline distT="0" distB="0" distL="0" distR="0" wp14:anchorId="7B6E06A9" wp14:editId="47028E69">
             <wp:extent cx="3943350" cy="2466975"/>
             <wp:effectExtent l="0" t="0" r="0" b="0"/>
-            <wp:docPr id="1795198829" name="그림 1795198829"/>
+            <wp:docPr id="2145239316" name="그림 2145239316"/>
             <wp:cNvGraphicFramePr>
               <a:graphicFrameLocks xmlns:a="http://schemas.openxmlformats.org/drawingml/2006/main" noChangeAspect="1"/>
             </wp:cNvGraphicFramePr>
@@ -35578,10 +35578,10 @@
           <w:noProof/>
         </w:rPr>
         <w:drawing>
-          <wp:inline distT="0" distB="0" distL="0" distR="0" wp14:anchorId="079F3DCA" wp14:editId="031212E0">
+          <wp:inline distT="0" distB="0" distL="0" distR="0" wp14:anchorId="481E264A" wp14:editId="47AFBE0C">
             <wp:extent cx="1924050" cy="4133850"/>
             <wp:effectExtent l="0" t="0" r="0" b="0"/>
-            <wp:docPr id="2116160203" name="그림 2116160203"/>
+            <wp:docPr id="1877534327" name="그림 1877534327"/>
             <wp:cNvGraphicFramePr>
               <a:graphicFrameLocks xmlns:a="http://schemas.openxmlformats.org/drawingml/2006/main" noChangeAspect="1"/>
             </wp:cNvGraphicFramePr>
@@ -36133,7 +36133,7 @@
       <w:pPr>
         <w:pStyle w:val="1"/>
       </w:pPr>
-      <w:bookmarkStart w:id="25" w:name="_Toc243872045"/>
+      <w:bookmarkStart w:id="25" w:name="_Toc244050120"/>
       <w:r>
         <w:t xml:space="preserve">4. </w:t>
       </w:r>
@@ -36277,7 +36277,7 @@
       <w:pPr>
         <w:pStyle w:val="2"/>
       </w:pPr>
-      <w:bookmarkStart w:id="26" w:name="_Toc243872046"/>
+      <w:bookmarkStart w:id="26" w:name="_Toc244050121"/>
       <w:r>
         <w:t xml:space="preserve">4.1 </w:t>
       </w:r>
@@ -37151,7 +37151,7 @@
       <w:pPr>
         <w:pStyle w:val="2"/>
       </w:pPr>
-      <w:bookmarkStart w:id="27" w:name="_Toc243872047"/>
+      <w:bookmarkStart w:id="27" w:name="_Toc244050122"/>
       <w:r>
         <w:t xml:space="preserve">4.2 </w:t>
       </w:r>
@@ -37426,19 +37426,19 @@
         <w:t>(</w:t>
       </w:r>
       <w:r>
+        <w:t>모르겠어요</w:t>
+      </w:r>
+      <w:r>
+        <w:t>/</w:t>
+      </w:r>
+      <w:r>
+        <w:t>애매해요</w:t>
+      </w:r>
+      <w:r>
+        <w:t>/</w:t>
+      </w:r>
+      <w:r>
         <w:t>확실해요</w:t>
-      </w:r>
-      <w:r>
-        <w:t>/</w:t>
-      </w:r>
-      <w:r>
-        <w:t>애매해요</w:t>
-      </w:r>
-      <w:r>
-        <w:t>/</w:t>
-      </w:r>
-      <w:r>
-        <w:t>모르겠어요</w:t>
       </w:r>
       <w:r>
         <w:t>)</w:t>
@@ -39840,7 +39840,7 @@
       <w:pPr>
         <w:pStyle w:val="2"/>
       </w:pPr>
-      <w:bookmarkStart w:id="28" w:name="_Toc243872048"/>
+      <w:bookmarkStart w:id="28" w:name="_Toc244050123"/>
       <w:r>
         <w:t xml:space="preserve">4.3 </w:t>
       </w:r>
@@ -42008,7 +42008,7 @@
       <w:pPr>
         <w:pStyle w:val="1"/>
       </w:pPr>
-      <w:bookmarkStart w:id="29" w:name="_Toc243872049"/>
+      <w:bookmarkStart w:id="29" w:name="_Toc244050124"/>
       <w:r>
         <w:t xml:space="preserve">5. </w:t>
       </w:r>
@@ -45780,7 +45780,7 @@
       <w:pPr>
         <w:pStyle w:val="1"/>
       </w:pPr>
-      <w:bookmarkStart w:id="30" w:name="_Toc243872050"/>
+      <w:bookmarkStart w:id="30" w:name="_Toc244050125"/>
       <w:r>
         <w:t xml:space="preserve">6. </w:t>
       </w:r>
@@ -45934,7 +45934,7 @@
       <w:pPr>
         <w:pStyle w:val="2"/>
       </w:pPr>
-      <w:bookmarkStart w:id="31" w:name="_Toc243872051"/>
+      <w:bookmarkStart w:id="31" w:name="_Toc244050126"/>
       <w:r>
         <w:t xml:space="preserve">6.1 </w:t>
       </w:r>
@@ -47779,7 +47779,7 @@
       <w:pPr>
         <w:pStyle w:val="2"/>
       </w:pPr>
-      <w:bookmarkStart w:id="32" w:name="_Toc243872052"/>
+      <w:bookmarkStart w:id="32" w:name="_Toc244050127"/>
       <w:r>
         <w:t xml:space="preserve">6.2 </w:t>
       </w:r>
@@ -49410,7 +49410,7 @@
       <w:pPr>
         <w:pStyle w:val="2"/>
       </w:pPr>
-      <w:bookmarkStart w:id="33" w:name="_Toc243872053"/>
+      <w:bookmarkStart w:id="33" w:name="_Toc244050128"/>
       <w:r>
         <w:t xml:space="preserve">6.3 </w:t>
       </w:r>
@@ -51711,7 +51711,7 @@
       <w:pPr>
         <w:pStyle w:val="2"/>
       </w:pPr>
-      <w:bookmarkStart w:id="34" w:name="_Toc243872054"/>
+      <w:bookmarkStart w:id="34" w:name="_Toc244050129"/>
       <w:r>
         <w:t xml:space="preserve">6.4 </w:t>
       </w:r>
@@ -53114,7 +53114,7 @@
       <w:pPr>
         <w:pStyle w:val="1"/>
       </w:pPr>
-      <w:bookmarkStart w:id="35" w:name="_Toc243872055"/>
+      <w:bookmarkStart w:id="35" w:name="_Toc244050130"/>
       <w:r>
         <w:t xml:space="preserve">7. </w:t>
       </w:r>
@@ -57409,7 +57409,7 @@
       <w:pPr>
         <w:pStyle w:val="1"/>
       </w:pPr>
-      <w:bookmarkStart w:id="36" w:name="_Toc243872056"/>
+      <w:bookmarkStart w:id="36" w:name="_Toc244050131"/>
       <w:r>
         <w:t xml:space="preserve">8. </w:t>
       </w:r>
@@ -57665,7 +57665,7 @@
       <w:pPr>
         <w:pStyle w:val="2"/>
       </w:pPr>
-      <w:bookmarkStart w:id="37" w:name="_Toc243872057"/>
+      <w:bookmarkStart w:id="37" w:name="_Toc244050132"/>
       <w:r>
         <w:t xml:space="preserve">8.1 </w:t>
       </w:r>
@@ -59714,7 +59714,7 @@
       <w:pPr>
         <w:pStyle w:val="2"/>
       </w:pPr>
-      <w:bookmarkStart w:id="38" w:name="_Toc243872058"/>
+      <w:bookmarkStart w:id="38" w:name="_Toc244050133"/>
       <w:r>
         <w:t xml:space="preserve">8.2 </w:t>
       </w:r>
@@ -61165,7 +61165,7 @@
       <w:pPr>
         <w:pStyle w:val="2"/>
       </w:pPr>
-      <w:bookmarkStart w:id="39" w:name="_Toc243872059"/>
+      <w:bookmarkStart w:id="39" w:name="_Toc244050134"/>
       <w:r>
         <w:t xml:space="preserve">8.3 AI </w:t>
       </w:r>
@@ -62605,7 +62605,7 @@
       <w:pPr>
         <w:pStyle w:val="2"/>
       </w:pPr>
-      <w:bookmarkStart w:id="40" w:name="_Toc243872060"/>
+      <w:bookmarkStart w:id="40" w:name="_Toc244050135"/>
       <w:r>
         <w:t xml:space="preserve">8.4 </w:t>
       </w:r>
@@ -63633,7 +63633,7 @@
       <w:pPr>
         <w:pStyle w:val="1"/>
       </w:pPr>
-      <w:bookmarkStart w:id="41" w:name="_Toc243872061"/>
+      <w:bookmarkStart w:id="41" w:name="_Toc244050136"/>
       <w:r>
         <w:t xml:space="preserve">9. </w:t>
       </w:r>
@@ -65471,7 +65471,7 @@
       <w:pPr>
         <w:pStyle w:val="1"/>
       </w:pPr>
-      <w:bookmarkStart w:id="42" w:name="_Toc243872062"/>
+      <w:bookmarkStart w:id="42" w:name="_Toc244050137"/>
       <w:r>
         <w:t>부록</w:t>
       </w:r>
@@ -66297,7 +66297,7 @@
       <w:pPr>
         <w:pStyle w:val="1"/>
       </w:pPr>
-      <w:bookmarkStart w:id="43" w:name="_Toc243872063"/>
+      <w:bookmarkStart w:id="43" w:name="_Toc244050138"/>
       <w:r>
         <w:t>부록</w:t>
       </w:r>
@@ -68070,7 +68070,7 @@
       <w:pPr>
         <w:pStyle w:val="1"/>
       </w:pPr>
-      <w:bookmarkStart w:id="44" w:name="_Toc243872064"/>
+      <w:bookmarkStart w:id="44" w:name="_Toc244050139"/>
       <w:r>
         <w:t>부록</w:t>
       </w:r>
@@ -71177,10 +71177,118 @@
 <file path=word/numbering.xml><?xml version="1.0" encoding="utf-8"?>
 <w:numbering xmlns:wpc="http://schemas.microsoft.com/office/word/2010/wordprocessingCanvas" xmlns:cx="http://schemas.microsoft.com/office/drawing/2014/chartex" xmlns:cx1="http://schemas.microsoft.com/office/drawing/2015/9/8/chartex" xmlns:cx2="http://schemas.microsoft.com/office/drawing/2015/10/21/chartex" xmlns:cx3="http://schemas.microsoft.com/office/drawing/2016/5/9/chartex" xmlns:cx4="http://schemas.microsoft.com/office/drawing/2016/5/10/chartex" xmlns:cx5="http://schemas.microsoft.com/office/drawing/2016/5/11/chartex" xmlns:cx6="http://schemas.microsoft.com/office/drawing/2016/5/12/chartex" xmlns:cx7="http://schemas.microsoft.com/office/drawing/2016/5/13/chartex" xmlns:cx8="http://schemas.microsoft.com/office/drawing/2016/5/14/chartex" xmlns:mc="http://schemas.openxmlformats.org/markup-compatibility/2006" xmlns:aink="http://schemas.microsoft.com/office/drawing/2016/ink" xmlns:am3d="http://schemas.microsoft.com/office/drawing/2017/model3d" xmlns:o="urn:schemas-microsoft-com:office:office" xmlns:oel="http://schemas.microsoft.com/office/2019/extlst" xmlns:r="http://schemas.openxmlformats.org/officeDocument/2006/relationships" xmlns:m="http://schemas.openxmlformats.org/officeDocument/2006/math" xmlns:v="urn:schemas-microsoft-com:vml" xmlns:wp14="http://schemas.microsoft.com/office/word/2010/wordprocessingDrawing" xmlns:wp="http://schemas.openxmlformats.org/drawingml/2006/wordprocessingDrawing" xmlns:w10="urn:schemas-microsoft-com:office:word" xmlns:w="http://schemas.openxmlformats.org/wordprocessingml/2006/main" xmlns:w14="http://schemas.microsoft.com/office/word/2010/wordml" xmlns:w15="http://schemas.microsoft.com/office/word/2012/wordml" xmlns:w16cex="http://schemas.microsoft.com/office/word/2018/wordml/cex" xmlns:w16cid="http://schemas.microsoft.com/office/word/2016/wordml/cid" xmlns:w16="http://schemas.microsoft.com/office/word/2018/wordml" xmlns:w16du="http://schemas.microsoft.com/office/word/2023/wordml/word16du" xmlns:w16sdtdh="http://schemas.microsoft.com/office/word/2020/wordml/sdtdatahash" xmlns:w16sdtfl="http://schemas.microsoft.com/office/word/2024/wordml/sdtformatlock" xmlns:w16se="http://schemas.microsoft.com/office/word/2015/wordml/symex" xmlns:wpg="http://schemas.microsoft.com/office/word/2010/wordprocessingGroup" xmlns:wpi="http://schemas.microsoft.com/office/word/2010/wordprocessingInk" xmlns:wne="http://schemas.microsoft.com/office/word/2006/wordml" xmlns:wps="http://schemas.microsoft.com/office/word/2010/wordprocessingShape" mc:Ignorable="w14 w15 w16se w16cid w16 w16cex w16sdtdh w16sdtfl w16du wp14">
   <w:abstractNum w:abstractNumId="0" w15:restartNumberingAfterBreak="0">
-    <w:nsid w:val="055D7CC2"/>
+    <w:nsid w:val="41BC0338"/>
     <w:multiLevelType w:val="hybridMultilevel"/>
-    <w:tmpl w:val="E0D63272"/>
-    <w:lvl w:ilvl="0" w:tplc="9890410E">
+    <w:tmpl w:val="33746F8E"/>
+    <w:lvl w:ilvl="0" w:tplc="0CB03E74">
+      <w:start w:val="1"/>
+      <w:numFmt w:val="decimal"/>
+      <w:lvlText w:val="%1."/>
+      <w:lvlJc w:val="left"/>
+      <w:pPr>
+        <w:ind w:left="640" w:hanging="360"/>
+      </w:pPr>
+    </w:lvl>
+    <w:lvl w:ilvl="1" w:tplc="615A344C">
+      <w:numFmt w:val="decimal"/>
+      <w:lvlText w:val=""/>
+      <w:lvlJc w:val="left"/>
+    </w:lvl>
+    <w:lvl w:ilvl="2" w:tplc="D5B40BBC">
+      <w:numFmt w:val="decimal"/>
+      <w:lvlText w:val=""/>
+      <w:lvlJc w:val="left"/>
+    </w:lvl>
+    <w:lvl w:ilvl="3" w:tplc="678CF414">
+      <w:numFmt w:val="decimal"/>
+      <w:lvlText w:val=""/>
+      <w:lvlJc w:val="left"/>
+    </w:lvl>
+    <w:lvl w:ilvl="4" w:tplc="27CADDE8">
+      <w:numFmt w:val="decimal"/>
+      <w:lvlText w:val=""/>
+      <w:lvlJc w:val="left"/>
+    </w:lvl>
+    <w:lvl w:ilvl="5" w:tplc="A90E09B8">
+      <w:numFmt w:val="decimal"/>
+      <w:lvlText w:val=""/>
+      <w:lvlJc w:val="left"/>
+    </w:lvl>
+    <w:lvl w:ilvl="6" w:tplc="1E2844F0">
+      <w:numFmt w:val="decimal"/>
+      <w:lvlText w:val=""/>
+      <w:lvlJc w:val="left"/>
+    </w:lvl>
+    <w:lvl w:ilvl="7" w:tplc="FBD22A36">
+      <w:numFmt w:val="decimal"/>
+      <w:lvlText w:val=""/>
+      <w:lvlJc w:val="left"/>
+    </w:lvl>
+    <w:lvl w:ilvl="8" w:tplc="A52ADF30">
+      <w:numFmt w:val="decimal"/>
+      <w:lvlText w:val=""/>
+      <w:lvlJc w:val="left"/>
+    </w:lvl>
+  </w:abstractNum>
+  <w:abstractNum w:abstractNumId="1" w15:restartNumberingAfterBreak="0">
+    <w:nsid w:val="4C5D54BA"/>
+    <w:multiLevelType w:val="hybridMultilevel"/>
+    <w:tmpl w:val="60283C80"/>
+    <w:lvl w:ilvl="0" w:tplc="8800D8FC">
+      <w:start w:val="1"/>
+      <w:numFmt w:val="bullet"/>
+      <w:lvlText w:val="•"/>
+      <w:lvlJc w:val="left"/>
+      <w:pPr>
+        <w:ind w:left="640" w:hanging="320"/>
+      </w:pPr>
+    </w:lvl>
+    <w:lvl w:ilvl="1" w:tplc="EABE328C">
+      <w:numFmt w:val="decimal"/>
+      <w:lvlText w:val=""/>
+      <w:lvlJc w:val="left"/>
+    </w:lvl>
+    <w:lvl w:ilvl="2" w:tplc="832E07BA">
+      <w:numFmt w:val="decimal"/>
+      <w:lvlText w:val=""/>
+      <w:lvlJc w:val="left"/>
+    </w:lvl>
+    <w:lvl w:ilvl="3" w:tplc="EDDCB8A2">
+      <w:numFmt w:val="decimal"/>
+      <w:lvlText w:val=""/>
+      <w:lvlJc w:val="left"/>
+    </w:lvl>
+    <w:lvl w:ilvl="4" w:tplc="8C72794E">
+      <w:numFmt w:val="decimal"/>
+      <w:lvlText w:val=""/>
+      <w:lvlJc w:val="left"/>
+    </w:lvl>
+    <w:lvl w:ilvl="5" w:tplc="2A50C34C">
+      <w:numFmt w:val="decimal"/>
+      <w:lvlText w:val=""/>
+      <w:lvlJc w:val="left"/>
+    </w:lvl>
+    <w:lvl w:ilvl="6" w:tplc="BA144694">
+      <w:numFmt w:val="decimal"/>
+      <w:lvlText w:val=""/>
+      <w:lvlJc w:val="left"/>
+    </w:lvl>
+    <w:lvl w:ilvl="7" w:tplc="F2C894B2">
+      <w:numFmt w:val="decimal"/>
+      <w:lvlText w:val=""/>
+      <w:lvlJc w:val="left"/>
+    </w:lvl>
+    <w:lvl w:ilvl="8" w:tplc="16809ECA">
+      <w:numFmt w:val="decimal"/>
+      <w:lvlText w:val=""/>
+      <w:lvlJc w:val="left"/>
+    </w:lvl>
+  </w:abstractNum>
+  <w:abstractNum w:abstractNumId="2" w15:restartNumberingAfterBreak="0">
+    <w:nsid w:val="5FD235FB"/>
+    <w:multiLevelType w:val="hybridMultilevel"/>
+    <w:tmpl w:val="DB68E906"/>
+    <w:lvl w:ilvl="0" w:tplc="3D820546">
       <w:start w:val="1"/>
       <w:numFmt w:val="bullet"/>
       <w:lvlText w:val="●"/>
@@ -71189,7 +71297,7 @@
         <w:ind w:left="720" w:hanging="360"/>
       </w:pPr>
     </w:lvl>
-    <w:lvl w:ilvl="1" w:tplc="0A024DFE">
+    <w:lvl w:ilvl="1" w:tplc="B2365A9A">
       <w:start w:val="1"/>
       <w:numFmt w:val="bullet"/>
       <w:lvlText w:val="○"/>
@@ -71198,7 +71306,7 @@
         <w:ind w:left="1440" w:hanging="360"/>
       </w:pPr>
     </w:lvl>
-    <w:lvl w:ilvl="2" w:tplc="575CF4F6">
+    <w:lvl w:ilvl="2" w:tplc="2B84E6DC">
       <w:start w:val="1"/>
       <w:numFmt w:val="bullet"/>
       <w:lvlText w:val="■"/>
@@ -71207,7 +71315,7 @@
         <w:ind w:left="2160" w:hanging="360"/>
       </w:pPr>
     </w:lvl>
-    <w:lvl w:ilvl="3" w:tplc="191C9D76">
+    <w:lvl w:ilvl="3" w:tplc="20223BC8">
       <w:start w:val="1"/>
       <w:numFmt w:val="bullet"/>
       <w:lvlText w:val="●"/>
@@ -71216,7 +71324,7 @@
         <w:ind w:left="2880" w:hanging="360"/>
       </w:pPr>
     </w:lvl>
-    <w:lvl w:ilvl="4" w:tplc="1FCE62C2">
+    <w:lvl w:ilvl="4" w:tplc="FB50CA3C">
       <w:start w:val="1"/>
       <w:numFmt w:val="bullet"/>
       <w:lvlText w:val="○"/>
@@ -71225,7 +71333,7 @@
         <w:ind w:left="3600" w:hanging="360"/>
       </w:pPr>
     </w:lvl>
-    <w:lvl w:ilvl="5" w:tplc="122A34B2">
+    <w:lvl w:ilvl="5" w:tplc="D750CD5A">
       <w:start w:val="1"/>
       <w:numFmt w:val="bullet"/>
       <w:lvlText w:val="■"/>
@@ -71234,7 +71342,7 @@
         <w:ind w:left="4320" w:hanging="360"/>
       </w:pPr>
     </w:lvl>
-    <w:lvl w:ilvl="6" w:tplc="01E03ADE">
+    <w:lvl w:ilvl="6" w:tplc="77F6B3D4">
       <w:start w:val="1"/>
       <w:numFmt w:val="bullet"/>
       <w:lvlText w:val="●"/>
@@ -71243,7 +71351,7 @@
         <w:ind w:left="5040" w:hanging="360"/>
       </w:pPr>
     </w:lvl>
-    <w:lvl w:ilvl="7" w:tplc="E168D60A">
+    <w:lvl w:ilvl="7" w:tplc="56D6C0D2">
       <w:start w:val="1"/>
       <w:numFmt w:val="bullet"/>
       <w:lvlText w:val="●"/>
@@ -71252,7 +71360,7 @@
         <w:ind w:left="5760" w:hanging="360"/>
       </w:pPr>
     </w:lvl>
-    <w:lvl w:ilvl="8" w:tplc="F33624D0">
+    <w:lvl w:ilvl="8" w:tplc="AF0C0820">
       <w:start w:val="1"/>
       <w:numFmt w:val="bullet"/>
       <w:lvlText w:val="●"/>
@@ -71262,158 +71370,50 @@
       </w:pPr>
     </w:lvl>
   </w:abstractNum>
-  <w:abstractNum w:abstractNumId="1" w15:restartNumberingAfterBreak="0">
-    <w:nsid w:val="0CE14846"/>
-    <w:multiLevelType w:val="hybridMultilevel"/>
-    <w:tmpl w:val="D724186E"/>
-    <w:lvl w:ilvl="0" w:tplc="960A9424">
-      <w:start w:val="1"/>
-      <w:numFmt w:val="decimal"/>
-      <w:lvlText w:val="%1."/>
-      <w:lvlJc w:val="left"/>
-      <w:pPr>
-        <w:ind w:left="640" w:hanging="360"/>
-      </w:pPr>
-    </w:lvl>
-    <w:lvl w:ilvl="1" w:tplc="B0FE78C0">
-      <w:numFmt w:val="decimal"/>
-      <w:lvlText w:val=""/>
-      <w:lvlJc w:val="left"/>
-    </w:lvl>
-    <w:lvl w:ilvl="2" w:tplc="B9F4615A">
-      <w:numFmt w:val="decimal"/>
-      <w:lvlText w:val=""/>
-      <w:lvlJc w:val="left"/>
-    </w:lvl>
-    <w:lvl w:ilvl="3" w:tplc="0E52E312">
-      <w:numFmt w:val="decimal"/>
-      <w:lvlText w:val=""/>
-      <w:lvlJc w:val="left"/>
-    </w:lvl>
-    <w:lvl w:ilvl="4" w:tplc="A5AC3E7E">
-      <w:numFmt w:val="decimal"/>
-      <w:lvlText w:val=""/>
-      <w:lvlJc w:val="left"/>
-    </w:lvl>
-    <w:lvl w:ilvl="5" w:tplc="FB8AA106">
-      <w:numFmt w:val="decimal"/>
-      <w:lvlText w:val=""/>
-      <w:lvlJc w:val="left"/>
-    </w:lvl>
-    <w:lvl w:ilvl="6" w:tplc="D9BEFCDE">
-      <w:numFmt w:val="decimal"/>
-      <w:lvlText w:val=""/>
-      <w:lvlJc w:val="left"/>
-    </w:lvl>
-    <w:lvl w:ilvl="7" w:tplc="89E0DB92">
-      <w:numFmt w:val="decimal"/>
-      <w:lvlText w:val=""/>
-      <w:lvlJc w:val="left"/>
-    </w:lvl>
-    <w:lvl w:ilvl="8" w:tplc="0462814E">
-      <w:numFmt w:val="decimal"/>
-      <w:lvlText w:val=""/>
-      <w:lvlJc w:val="left"/>
-    </w:lvl>
-  </w:abstractNum>
-  <w:abstractNum w:abstractNumId="2" w15:restartNumberingAfterBreak="0">
-    <w:nsid w:val="673B05C7"/>
-    <w:multiLevelType w:val="hybridMultilevel"/>
-    <w:tmpl w:val="91BAF272"/>
-    <w:lvl w:ilvl="0" w:tplc="B69ABE2A">
-      <w:start w:val="1"/>
-      <w:numFmt w:val="bullet"/>
-      <w:lvlText w:val="•"/>
-      <w:lvlJc w:val="left"/>
-      <w:pPr>
-        <w:ind w:left="640" w:hanging="320"/>
-      </w:pPr>
-    </w:lvl>
-    <w:lvl w:ilvl="1" w:tplc="D84EDCAA">
-      <w:numFmt w:val="decimal"/>
-      <w:lvlText w:val=""/>
-      <w:lvlJc w:val="left"/>
-    </w:lvl>
-    <w:lvl w:ilvl="2" w:tplc="2A9C11F8">
-      <w:numFmt w:val="decimal"/>
-      <w:lvlText w:val=""/>
-      <w:lvlJc w:val="left"/>
-    </w:lvl>
-    <w:lvl w:ilvl="3" w:tplc="C220FB1A">
-      <w:numFmt w:val="decimal"/>
-      <w:lvlText w:val=""/>
-      <w:lvlJc w:val="left"/>
-    </w:lvl>
-    <w:lvl w:ilvl="4" w:tplc="97949EF0">
-      <w:numFmt w:val="decimal"/>
-      <w:lvlText w:val=""/>
-      <w:lvlJc w:val="left"/>
-    </w:lvl>
-    <w:lvl w:ilvl="5" w:tplc="CDDAB8BA">
-      <w:numFmt w:val="decimal"/>
-      <w:lvlText w:val=""/>
-      <w:lvlJc w:val="left"/>
-    </w:lvl>
-    <w:lvl w:ilvl="6" w:tplc="64C8D574">
-      <w:numFmt w:val="decimal"/>
-      <w:lvlText w:val=""/>
-      <w:lvlJc w:val="left"/>
-    </w:lvl>
-    <w:lvl w:ilvl="7" w:tplc="4DDA2AC6">
-      <w:numFmt w:val="decimal"/>
-      <w:lvlText w:val=""/>
-      <w:lvlJc w:val="left"/>
-    </w:lvl>
-    <w:lvl w:ilvl="8" w:tplc="68EE0EFE">
-      <w:numFmt w:val="decimal"/>
-      <w:lvlText w:val=""/>
-      <w:lvlJc w:val="left"/>
-    </w:lvl>
-  </w:abstractNum>
-  <w:num w:numId="1" w16cid:durableId="1209997920">
+  <w:num w:numId="1" w16cid:durableId="880022697">
+    <w:abstractNumId w:val="2"/>
+    <w:lvlOverride w:ilvl="0">
+      <w:startOverride w:val="1"/>
+    </w:lvlOverride>
+  </w:num>
+  <w:num w:numId="2" w16cid:durableId="1454665163">
+    <w:abstractNumId w:val="1"/>
+    <w:lvlOverride w:ilvl="0">
+      <w:startOverride w:val="1"/>
+    </w:lvlOverride>
+  </w:num>
+  <w:num w:numId="3" w16cid:durableId="1486238589">
     <w:abstractNumId w:val="0"/>
     <w:lvlOverride w:ilvl="0">
       <w:startOverride w:val="1"/>
     </w:lvlOverride>
   </w:num>
-  <w:num w:numId="2" w16cid:durableId="557404133">
-    <w:abstractNumId w:val="2"/>
+  <w:num w:numId="4" w16cid:durableId="375160760">
+    <w:abstractNumId w:val="0"/>
     <w:lvlOverride w:ilvl="0">
       <w:startOverride w:val="1"/>
     </w:lvlOverride>
   </w:num>
-  <w:num w:numId="3" w16cid:durableId="1284460454">
-    <w:abstractNumId w:val="1"/>
+  <w:num w:numId="5" w16cid:durableId="211158398">
+    <w:abstractNumId w:val="0"/>
     <w:lvlOverride w:ilvl="0">
       <w:startOverride w:val="1"/>
     </w:lvlOverride>
   </w:num>
-  <w:num w:numId="4" w16cid:durableId="174998963">
-    <w:abstractNumId w:val="1"/>
+  <w:num w:numId="6" w16cid:durableId="1194148660">
+    <w:abstractNumId w:val="0"/>
     <w:lvlOverride w:ilvl="0">
       <w:startOverride w:val="1"/>
     </w:lvlOverride>
   </w:num>
-  <w:num w:numId="5" w16cid:durableId="906064918">
-    <w:abstractNumId w:val="1"/>
+  <w:num w:numId="7" w16cid:durableId="1179345660">
+    <w:abstractNumId w:val="0"/>
     <w:lvlOverride w:ilvl="0">
       <w:startOverride w:val="1"/>
     </w:lvlOverride>
   </w:num>
-  <w:num w:numId="6" w16cid:durableId="28263898">
-    <w:abstractNumId w:val="1"/>
-    <w:lvlOverride w:ilvl="0">
-      <w:startOverride w:val="1"/>
-    </w:lvlOverride>
-  </w:num>
-  <w:num w:numId="7" w16cid:durableId="1119034663">
-    <w:abstractNumId w:val="1"/>
-    <w:lvlOverride w:ilvl="0">
-      <w:startOverride w:val="1"/>
-    </w:lvlOverride>
-  </w:num>
-  <w:num w:numId="8" w16cid:durableId="1566186946">
-    <w:abstractNumId w:val="1"/>
+  <w:num w:numId="8" w16cid:durableId="1284001452">
+    <w:abstractNumId w:val="0"/>
     <w:lvlOverride w:ilvl="0">
       <w:startOverride w:val="1"/>
     </w:lvlOverride>
@@ -72019,7 +72019,7 @@
     <w:autoRedefine/>
     <w:uiPriority w:val="39"/>
     <w:unhideWhenUsed/>
-    <w:rsid w:val="00075571"/>
+    <w:rsid w:val="00DE7908"/>
   </w:style>
   <w:style w:type="paragraph" w:styleId="20">
     <w:name w:val="toc 2"/>
@@ -72028,7 +72028,7 @@
     <w:autoRedefine/>
     <w:uiPriority w:val="39"/>
     <w:unhideWhenUsed/>
-    <w:rsid w:val="00075571"/>
+    <w:rsid w:val="00DE7908"/>
     <w:pPr>
       <w:ind w:leftChars="200" w:left="425"/>
     </w:pPr>
@@ -72039,7 +72039,7 @@
     <w:link w:val="Char0"/>
     <w:uiPriority w:val="99"/>
     <w:unhideWhenUsed/>
-    <w:rsid w:val="00075571"/>
+    <w:rsid w:val="00DE7908"/>
     <w:pPr>
       <w:tabs>
         <w:tab w:val="center" w:pos="4513"/>
@@ -72053,7 +72053,7 @@
     <w:basedOn w:val="a0"/>
     <w:link w:val="a8"/>
     <w:uiPriority w:val="99"/>
-    <w:rsid w:val="00075571"/>
+    <w:rsid w:val="00DE7908"/>
   </w:style>
   <w:style w:type="paragraph" w:styleId="a9">
     <w:name w:val="footer"/>
@@ -72061,7 +72061,7 @@
     <w:link w:val="Char1"/>
     <w:uiPriority w:val="99"/>
     <w:unhideWhenUsed/>
-    <w:rsid w:val="00075571"/>
+    <w:rsid w:val="00DE7908"/>
     <w:pPr>
       <w:tabs>
         <w:tab w:val="center" w:pos="4513"/>
@@ -72075,7 +72075,7 @@
     <w:basedOn w:val="a0"/>
     <w:link w:val="a9"/>
     <w:uiPriority w:val="99"/>
-    <w:rsid w:val="00075571"/>
+    <w:rsid w:val="00DE7908"/>
   </w:style>
 </w:styles>
 </file>

--- a/02_학습지도_기억상자/docs/기억상자_개요및설명서.docx
+++ b/02_학습지도_기억상자/docs/기억상자_개요및설명서.docx
@@ -788,7 +788,7 @@
     <w:sdt>
       <w:sdtPr>
         <w:alias w:val="목차"/>
-        <w:id w:val="-857964007"/>
+        <w:id w:val="261727951"/>
       </w:sdtPr>
       <w:sdtEndPr/>
       <w:sdtContent>
@@ -816,7 +816,7 @@
           <w:r>
             <w:fldChar w:fldCharType="separate"/>
           </w:r>
-          <w:hyperlink w:anchor="_Toc244050095" w:history="1">
+          <w:hyperlink w:anchor="_Toc244052380" w:history="1">
             <w:r>
               <w:rPr>
                 <w:rStyle w:val="a5"/>
@@ -840,7 +840,7 @@
               <w:rPr>
                 <w:noProof/>
               </w:rPr>
-              <w:instrText xml:space="preserve"> PAGEREF _Toc244050095 \h </w:instrText>
+              <w:instrText xml:space="preserve"> PAGEREF _Toc244052380 \h </w:instrText>
             </w:r>
             <w:r>
               <w:rPr>
@@ -883,7 +883,7 @@
               <w14:ligatures w14:val="standardContextual"/>
             </w:rPr>
           </w:pPr>
-          <w:hyperlink w:anchor="_Toc244050096" w:history="1">
+          <w:hyperlink w:anchor="_Toc244052381" w:history="1">
             <w:r>
               <w:rPr>
                 <w:rStyle w:val="a5"/>
@@ -907,7 +907,7 @@
               <w:rPr>
                 <w:noProof/>
               </w:rPr>
-              <w:instrText xml:space="preserve"> PAGEREF _Toc244050096 \h </w:instrText>
+              <w:instrText xml:space="preserve"> PAGEREF _Toc244052381 \h </w:instrText>
             </w:r>
             <w:r>
               <w:rPr>
@@ -950,7 +950,7 @@
               <w14:ligatures w14:val="standardContextual"/>
             </w:rPr>
           </w:pPr>
-          <w:hyperlink w:anchor="_Toc244050097" w:history="1">
+          <w:hyperlink w:anchor="_Toc244052382" w:history="1">
             <w:r>
               <w:rPr>
                 <w:rStyle w:val="a5"/>
@@ -974,7 +974,7 @@
               <w:rPr>
                 <w:noProof/>
               </w:rPr>
-              <w:instrText xml:space="preserve"> PAGEREF _Toc244050097 \h </w:instrText>
+              <w:instrText xml:space="preserve"> PAGEREF _Toc244052382 \h </w:instrText>
             </w:r>
             <w:r>
               <w:rPr>
@@ -1017,7 +1017,7 @@
               <w14:ligatures w14:val="standardContextual"/>
             </w:rPr>
           </w:pPr>
-          <w:hyperlink w:anchor="_Toc244050098" w:history="1">
+          <w:hyperlink w:anchor="_Toc244052383" w:history="1">
             <w:r>
               <w:rPr>
                 <w:rStyle w:val="a5"/>
@@ -1041,7 +1041,7 @@
               <w:rPr>
                 <w:noProof/>
               </w:rPr>
-              <w:instrText xml:space="preserve"> PAGEREF _Toc244050098 \h </w:instrText>
+              <w:instrText xml:space="preserve"> PAGEREF _Toc244052383 \h </w:instrText>
             </w:r>
             <w:r>
               <w:rPr>
@@ -1084,7 +1084,7 @@
               <w14:ligatures w14:val="standardContextual"/>
             </w:rPr>
           </w:pPr>
-          <w:hyperlink w:anchor="_Toc244050099" w:history="1">
+          <w:hyperlink w:anchor="_Toc244052384" w:history="1">
             <w:r>
               <w:rPr>
                 <w:rStyle w:val="a5"/>
@@ -1108,7 +1108,7 @@
               <w:rPr>
                 <w:noProof/>
               </w:rPr>
-              <w:instrText xml:space="preserve"> PAGEREF _Toc244050099 \h </w:instrText>
+              <w:instrText xml:space="preserve"> PAGEREF _Toc244052384 \h </w:instrText>
             </w:r>
             <w:r>
               <w:rPr>
@@ -1150,7 +1150,7 @@
               <w14:ligatures w14:val="standardContextual"/>
             </w:rPr>
           </w:pPr>
-          <w:hyperlink w:anchor="_Toc244050100" w:history="1">
+          <w:hyperlink w:anchor="_Toc244052385" w:history="1">
             <w:r>
               <w:rPr>
                 <w:rStyle w:val="a5"/>
@@ -1174,7 +1174,7 @@
               <w:rPr>
                 <w:noProof/>
               </w:rPr>
-              <w:instrText xml:space="preserve"> PAGEREF _Toc244050100 \h </w:instrText>
+              <w:instrText xml:space="preserve"> PAGEREF _Toc244052385 \h </w:instrText>
             </w:r>
             <w:r>
               <w:rPr>
@@ -1217,7 +1217,7 @@
               <w14:ligatures w14:val="standardContextual"/>
             </w:rPr>
           </w:pPr>
-          <w:hyperlink w:anchor="_Toc244050101" w:history="1">
+          <w:hyperlink w:anchor="_Toc244052386" w:history="1">
             <w:r>
               <w:rPr>
                 <w:rStyle w:val="a5"/>
@@ -1241,7 +1241,7 @@
               <w:rPr>
                 <w:noProof/>
               </w:rPr>
-              <w:instrText xml:space="preserve"> PAGEREF _Toc244050101 \h </w:instrText>
+              <w:instrText xml:space="preserve"> PAGEREF _Toc244052386 \h </w:instrText>
             </w:r>
             <w:r>
               <w:rPr>
@@ -1284,7 +1284,7 @@
               <w14:ligatures w14:val="standardContextual"/>
             </w:rPr>
           </w:pPr>
-          <w:hyperlink w:anchor="_Toc244050102" w:history="1">
+          <w:hyperlink w:anchor="_Toc244052387" w:history="1">
             <w:r>
               <w:rPr>
                 <w:rStyle w:val="a5"/>
@@ -1308,7 +1308,7 @@
               <w:rPr>
                 <w:noProof/>
               </w:rPr>
-              <w:instrText xml:space="preserve"> PAGEREF _Toc244050102 \h </w:instrText>
+              <w:instrText xml:space="preserve"> PAGEREF _Toc244052387 \h </w:instrText>
             </w:r>
             <w:r>
               <w:rPr>
@@ -1351,7 +1351,7 @@
               <w14:ligatures w14:val="standardContextual"/>
             </w:rPr>
           </w:pPr>
-          <w:hyperlink w:anchor="_Toc244050103" w:history="1">
+          <w:hyperlink w:anchor="_Toc244052388" w:history="1">
             <w:r>
               <w:rPr>
                 <w:rStyle w:val="a5"/>
@@ -1375,7 +1375,7 @@
               <w:rPr>
                 <w:noProof/>
               </w:rPr>
-              <w:instrText xml:space="preserve"> PAGEREF _Toc244050103 \h </w:instrText>
+              <w:instrText xml:space="preserve"> PAGEREF _Toc244052388 \h </w:instrText>
             </w:r>
             <w:r>
               <w:rPr>
@@ -1418,7 +1418,7 @@
               <w14:ligatures w14:val="standardContextual"/>
             </w:rPr>
           </w:pPr>
-          <w:hyperlink w:anchor="_Toc244050104" w:history="1">
+          <w:hyperlink w:anchor="_Toc244052389" w:history="1">
             <w:r>
               <w:rPr>
                 <w:rStyle w:val="a5"/>
@@ -1442,7 +1442,7 @@
               <w:rPr>
                 <w:noProof/>
               </w:rPr>
-              <w:instrText xml:space="preserve"> PAGEREF _Toc244050104 \h </w:instrText>
+              <w:instrText xml:space="preserve"> PAGEREF _Toc244052389 \h </w:instrText>
             </w:r>
             <w:r>
               <w:rPr>
@@ -1485,7 +1485,7 @@
               <w14:ligatures w14:val="standardContextual"/>
             </w:rPr>
           </w:pPr>
-          <w:hyperlink w:anchor="_Toc244050105" w:history="1">
+          <w:hyperlink w:anchor="_Toc244052390" w:history="1">
             <w:r>
               <w:rPr>
                 <w:rStyle w:val="a5"/>
@@ -1509,7 +1509,7 @@
               <w:rPr>
                 <w:noProof/>
               </w:rPr>
-              <w:instrText xml:space="preserve"> PAGEREF _Toc244050105 \h </w:instrText>
+              <w:instrText xml:space="preserve"> PAGEREF _Toc244052390 \h </w:instrText>
             </w:r>
             <w:r>
               <w:rPr>
@@ -1552,7 +1552,7 @@
               <w14:ligatures w14:val="standardContextual"/>
             </w:rPr>
           </w:pPr>
-          <w:hyperlink w:anchor="_Toc244050106" w:history="1">
+          <w:hyperlink w:anchor="_Toc244052391" w:history="1">
             <w:r>
               <w:rPr>
                 <w:rStyle w:val="a5"/>
@@ -1576,7 +1576,7 @@
               <w:rPr>
                 <w:noProof/>
               </w:rPr>
-              <w:instrText xml:space="preserve"> PAGEREF _Toc244050106 \h </w:instrText>
+              <w:instrText xml:space="preserve"> PAGEREF _Toc244052391 \h </w:instrText>
             </w:r>
             <w:r>
               <w:rPr>
@@ -1619,7 +1619,7 @@
               <w14:ligatures w14:val="standardContextual"/>
             </w:rPr>
           </w:pPr>
-          <w:hyperlink w:anchor="_Toc244050107" w:history="1">
+          <w:hyperlink w:anchor="_Toc244052392" w:history="1">
             <w:r>
               <w:rPr>
                 <w:rStyle w:val="a5"/>
@@ -1643,7 +1643,7 @@
               <w:rPr>
                 <w:noProof/>
               </w:rPr>
-              <w:instrText xml:space="preserve"> PAGEREF _Toc244050107 \h </w:instrText>
+              <w:instrText xml:space="preserve"> PAGEREF _Toc244052392 \h </w:instrText>
             </w:r>
             <w:r>
               <w:rPr>
@@ -1686,7 +1686,7 @@
               <w14:ligatures w14:val="standardContextual"/>
             </w:rPr>
           </w:pPr>
-          <w:hyperlink w:anchor="_Toc244050108" w:history="1">
+          <w:hyperlink w:anchor="_Toc244052393" w:history="1">
             <w:r>
               <w:rPr>
                 <w:rStyle w:val="a5"/>
@@ -1710,7 +1710,7 @@
               <w:rPr>
                 <w:noProof/>
               </w:rPr>
-              <w:instrText xml:space="preserve"> PAGEREF _Toc244050108 \h </w:instrText>
+              <w:instrText xml:space="preserve"> PAGEREF _Toc244052393 \h </w:instrText>
             </w:r>
             <w:r>
               <w:rPr>
@@ -1752,7 +1752,7 @@
               <w14:ligatures w14:val="standardContextual"/>
             </w:rPr>
           </w:pPr>
-          <w:hyperlink w:anchor="_Toc244050109" w:history="1">
+          <w:hyperlink w:anchor="_Toc244052394" w:history="1">
             <w:r>
               <w:rPr>
                 <w:rStyle w:val="a5"/>
@@ -1776,7 +1776,7 @@
               <w:rPr>
                 <w:noProof/>
               </w:rPr>
-              <w:instrText xml:space="preserve"> PAGEREF _Toc244050109 \h </w:instrText>
+              <w:instrText xml:space="preserve"> PAGEREF _Toc244052394 \h </w:instrText>
             </w:r>
             <w:r>
               <w:rPr>
@@ -1819,7 +1819,7 @@
               <w14:ligatures w14:val="standardContextual"/>
             </w:rPr>
           </w:pPr>
-          <w:hyperlink w:anchor="_Toc244050110" w:history="1">
+          <w:hyperlink w:anchor="_Toc244052395" w:history="1">
             <w:r>
               <w:rPr>
                 <w:rStyle w:val="a5"/>
@@ -1843,7 +1843,7 @@
               <w:rPr>
                 <w:noProof/>
               </w:rPr>
-              <w:instrText xml:space="preserve"> PAGEREF _Toc244050110 \h </w:instrText>
+              <w:instrText xml:space="preserve"> PAGEREF _Toc244052395 \h </w:instrText>
             </w:r>
             <w:r>
               <w:rPr>
@@ -1886,7 +1886,7 @@
               <w14:ligatures w14:val="standardContextual"/>
             </w:rPr>
           </w:pPr>
-          <w:hyperlink w:anchor="_Toc244050111" w:history="1">
+          <w:hyperlink w:anchor="_Toc244052396" w:history="1">
             <w:r>
               <w:rPr>
                 <w:rStyle w:val="a5"/>
@@ -1910,7 +1910,7 @@
               <w:rPr>
                 <w:noProof/>
               </w:rPr>
-              <w:instrText xml:space="preserve"> PAGEREF _Toc244050111 \h </w:instrText>
+              <w:instrText xml:space="preserve"> PAGEREF _Toc244052396 \h </w:instrText>
             </w:r>
             <w:r>
               <w:rPr>
@@ -1953,7 +1953,7 @@
               <w14:ligatures w14:val="standardContextual"/>
             </w:rPr>
           </w:pPr>
-          <w:hyperlink w:anchor="_Toc244050112" w:history="1">
+          <w:hyperlink w:anchor="_Toc244052397" w:history="1">
             <w:r>
               <w:rPr>
                 <w:rStyle w:val="a5"/>
@@ -1977,7 +1977,7 @@
               <w:rPr>
                 <w:noProof/>
               </w:rPr>
-              <w:instrText xml:space="preserve"> PAGEREF _Toc244050112 \h </w:instrText>
+              <w:instrText xml:space="preserve"> PAGEREF _Toc244052397 \h </w:instrText>
             </w:r>
             <w:r>
               <w:rPr>
@@ -2020,7 +2020,7 @@
               <w14:ligatures w14:val="standardContextual"/>
             </w:rPr>
           </w:pPr>
-          <w:hyperlink w:anchor="_Toc244050113" w:history="1">
+          <w:hyperlink w:anchor="_Toc244052398" w:history="1">
             <w:r>
               <w:rPr>
                 <w:rStyle w:val="a5"/>
@@ -2044,7 +2044,7 @@
               <w:rPr>
                 <w:noProof/>
               </w:rPr>
-              <w:instrText xml:space="preserve"> PAGEREF _Toc244050113 \h </w:instrText>
+              <w:instrText xml:space="preserve"> PAGEREF _Toc244052398 \h </w:instrText>
             </w:r>
             <w:r>
               <w:rPr>
@@ -2087,7 +2087,7 @@
               <w14:ligatures w14:val="standardContextual"/>
             </w:rPr>
           </w:pPr>
-          <w:hyperlink w:anchor="_Toc244050114" w:history="1">
+          <w:hyperlink w:anchor="_Toc244052399" w:history="1">
             <w:r>
               <w:rPr>
                 <w:rStyle w:val="a5"/>
@@ -2111,7 +2111,7 @@
               <w:rPr>
                 <w:noProof/>
               </w:rPr>
-              <w:instrText xml:space="preserve"> PAGEREF _Toc244050114 \h </w:instrText>
+              <w:instrText xml:space="preserve"> PAGEREF _Toc244052399 \h </w:instrText>
             </w:r>
             <w:r>
               <w:rPr>
@@ -2154,7 +2154,7 @@
               <w14:ligatures w14:val="standardContextual"/>
             </w:rPr>
           </w:pPr>
-          <w:hyperlink w:anchor="_Toc244050115" w:history="1">
+          <w:hyperlink w:anchor="_Toc244052400" w:history="1">
             <w:r>
               <w:rPr>
                 <w:rStyle w:val="a5"/>
@@ -2178,7 +2178,7 @@
               <w:rPr>
                 <w:noProof/>
               </w:rPr>
-              <w:instrText xml:space="preserve"> PAGEREF _Toc244050115 \h </w:instrText>
+              <w:instrText xml:space="preserve"> PAGEREF _Toc244052400 \h </w:instrText>
             </w:r>
             <w:r>
               <w:rPr>
@@ -2221,7 +2221,7 @@
               <w14:ligatures w14:val="standardContextual"/>
             </w:rPr>
           </w:pPr>
-          <w:hyperlink w:anchor="_Toc244050116" w:history="1">
+          <w:hyperlink w:anchor="_Toc244052401" w:history="1">
             <w:r>
               <w:rPr>
                 <w:rStyle w:val="a5"/>
@@ -2245,7 +2245,7 @@
               <w:rPr>
                 <w:noProof/>
               </w:rPr>
-              <w:instrText xml:space="preserve"> PAGEREF _Toc244050116 \h </w:instrText>
+              <w:instrText xml:space="preserve"> PAGEREF _Toc244052401 \h </w:instrText>
             </w:r>
             <w:r>
               <w:rPr>
@@ -2288,7 +2288,7 @@
               <w14:ligatures w14:val="standardContextual"/>
             </w:rPr>
           </w:pPr>
-          <w:hyperlink w:anchor="_Toc244050117" w:history="1">
+          <w:hyperlink w:anchor="_Toc244052402" w:history="1">
             <w:r>
               <w:rPr>
                 <w:rStyle w:val="a5"/>
@@ -2312,7 +2312,7 @@
               <w:rPr>
                 <w:noProof/>
               </w:rPr>
-              <w:instrText xml:space="preserve"> PAGEREF _Toc244050117 \h </w:instrText>
+              <w:instrText xml:space="preserve"> PAGEREF _Toc244052402 \h </w:instrText>
             </w:r>
             <w:r>
               <w:rPr>
@@ -2355,7 +2355,7 @@
               <w14:ligatures w14:val="standardContextual"/>
             </w:rPr>
           </w:pPr>
-          <w:hyperlink w:anchor="_Toc244050118" w:history="1">
+          <w:hyperlink w:anchor="_Toc244052403" w:history="1">
             <w:r>
               <w:rPr>
                 <w:rStyle w:val="a5"/>
@@ -2379,7 +2379,7 @@
               <w:rPr>
                 <w:noProof/>
               </w:rPr>
-              <w:instrText xml:space="preserve"> PAGEREF _Toc244050118 \h </w:instrText>
+              <w:instrText xml:space="preserve"> PAGEREF _Toc244052403 \h </w:instrText>
             </w:r>
             <w:r>
               <w:rPr>
@@ -2422,7 +2422,7 @@
               <w14:ligatures w14:val="standardContextual"/>
             </w:rPr>
           </w:pPr>
-          <w:hyperlink w:anchor="_Toc244050119" w:history="1">
+          <w:hyperlink w:anchor="_Toc244052404" w:history="1">
             <w:r>
               <w:rPr>
                 <w:rStyle w:val="a5"/>
@@ -2446,7 +2446,7 @@
               <w:rPr>
                 <w:noProof/>
               </w:rPr>
-              <w:instrText xml:space="preserve"> PAGEREF _Toc244050119 \h </w:instrText>
+              <w:instrText xml:space="preserve"> PAGEREF _Toc244052404 \h </w:instrText>
             </w:r>
             <w:r>
               <w:rPr>
@@ -2488,7 +2488,7 @@
               <w14:ligatures w14:val="standardContextual"/>
             </w:rPr>
           </w:pPr>
-          <w:hyperlink w:anchor="_Toc244050120" w:history="1">
+          <w:hyperlink w:anchor="_Toc244052405" w:history="1">
             <w:r>
               <w:rPr>
                 <w:rStyle w:val="a5"/>
@@ -2512,7 +2512,7 @@
               <w:rPr>
                 <w:noProof/>
               </w:rPr>
-              <w:instrText xml:space="preserve"> PAGEREF _Toc244050120 \h </w:instrText>
+              <w:instrText xml:space="preserve"> PAGEREF _Toc244052405 \h </w:instrText>
             </w:r>
             <w:r>
               <w:rPr>
@@ -2555,7 +2555,7 @@
               <w14:ligatures w14:val="standardContextual"/>
             </w:rPr>
           </w:pPr>
-          <w:hyperlink w:anchor="_Toc244050121" w:history="1">
+          <w:hyperlink w:anchor="_Toc244052406" w:history="1">
             <w:r>
               <w:rPr>
                 <w:rStyle w:val="a5"/>
@@ -2579,7 +2579,7 @@
               <w:rPr>
                 <w:noProof/>
               </w:rPr>
-              <w:instrText xml:space="preserve"> PAGEREF _Toc244050121 \h </w:instrText>
+              <w:instrText xml:space="preserve"> PAGEREF _Toc244052406 \h </w:instrText>
             </w:r>
             <w:r>
               <w:rPr>
@@ -2622,7 +2622,7 @@
               <w14:ligatures w14:val="standardContextual"/>
             </w:rPr>
           </w:pPr>
-          <w:hyperlink w:anchor="_Toc244050122" w:history="1">
+          <w:hyperlink w:anchor="_Toc244052407" w:history="1">
             <w:r>
               <w:rPr>
                 <w:rStyle w:val="a5"/>
@@ -2646,7 +2646,7 @@
               <w:rPr>
                 <w:noProof/>
               </w:rPr>
-              <w:instrText xml:space="preserve"> PAGEREF _Toc244050122 \h </w:instrText>
+              <w:instrText xml:space="preserve"> PAGEREF _Toc244052407 \h </w:instrText>
             </w:r>
             <w:r>
               <w:rPr>
@@ -2689,7 +2689,7 @@
               <w14:ligatures w14:val="standardContextual"/>
             </w:rPr>
           </w:pPr>
-          <w:hyperlink w:anchor="_Toc244050123" w:history="1">
+          <w:hyperlink w:anchor="_Toc244052408" w:history="1">
             <w:r>
               <w:rPr>
                 <w:rStyle w:val="a5"/>
@@ -2713,7 +2713,7 @@
               <w:rPr>
                 <w:noProof/>
               </w:rPr>
-              <w:instrText xml:space="preserve"> PAGEREF _Toc244050123 \h </w:instrText>
+              <w:instrText xml:space="preserve"> PAGEREF _Toc244052408 \h </w:instrText>
             </w:r>
             <w:r>
               <w:rPr>
@@ -2755,7 +2755,7 @@
               <w14:ligatures w14:val="standardContextual"/>
             </w:rPr>
           </w:pPr>
-          <w:hyperlink w:anchor="_Toc244050124" w:history="1">
+          <w:hyperlink w:anchor="_Toc244052409" w:history="1">
             <w:r>
               <w:rPr>
                 <w:rStyle w:val="a5"/>
@@ -2779,7 +2779,7 @@
               <w:rPr>
                 <w:noProof/>
               </w:rPr>
-              <w:instrText xml:space="preserve"> PAGEREF _Toc244050124 \h </w:instrText>
+              <w:instrText xml:space="preserve"> PAGEREF _Toc244052409 \h </w:instrText>
             </w:r>
             <w:r>
               <w:rPr>
@@ -2821,7 +2821,7 @@
               <w14:ligatures w14:val="standardContextual"/>
             </w:rPr>
           </w:pPr>
-          <w:hyperlink w:anchor="_Toc244050125" w:history="1">
+          <w:hyperlink w:anchor="_Toc244052410" w:history="1">
             <w:r>
               <w:rPr>
                 <w:rStyle w:val="a5"/>
@@ -2845,7 +2845,7 @@
               <w:rPr>
                 <w:noProof/>
               </w:rPr>
-              <w:instrText xml:space="preserve"> PAGEREF _Toc244050125 \h </w:instrText>
+              <w:instrText xml:space="preserve"> PAGEREF _Toc244052410 \h </w:instrText>
             </w:r>
             <w:r>
               <w:rPr>
@@ -2888,7 +2888,7 @@
               <w14:ligatures w14:val="standardContextual"/>
             </w:rPr>
           </w:pPr>
-          <w:hyperlink w:anchor="_Toc244050126" w:history="1">
+          <w:hyperlink w:anchor="_Toc244052411" w:history="1">
             <w:r>
               <w:rPr>
                 <w:rStyle w:val="a5"/>
@@ -2912,7 +2912,7 @@
               <w:rPr>
                 <w:noProof/>
               </w:rPr>
-              <w:instrText xml:space="preserve"> PAGEREF _Toc244050126 \h </w:instrText>
+              <w:instrText xml:space="preserve"> PAGEREF _Toc244052411 \h </w:instrText>
             </w:r>
             <w:r>
               <w:rPr>
@@ -2955,7 +2955,7 @@
               <w14:ligatures w14:val="standardContextual"/>
             </w:rPr>
           </w:pPr>
-          <w:hyperlink w:anchor="_Toc244050127" w:history="1">
+          <w:hyperlink w:anchor="_Toc244052412" w:history="1">
             <w:r>
               <w:rPr>
                 <w:rStyle w:val="a5"/>
@@ -2979,7 +2979,7 @@
               <w:rPr>
                 <w:noProof/>
               </w:rPr>
-              <w:instrText xml:space="preserve"> PAGEREF _Toc244050127 \h </w:instrText>
+              <w:instrText xml:space="preserve"> PAGEREF _Toc244052412 \h </w:instrText>
             </w:r>
             <w:r>
               <w:rPr>
@@ -3022,7 +3022,7 @@
               <w14:ligatures w14:val="standardContextual"/>
             </w:rPr>
           </w:pPr>
-          <w:hyperlink w:anchor="_Toc244050128" w:history="1">
+          <w:hyperlink w:anchor="_Toc244052413" w:history="1">
             <w:r>
               <w:rPr>
                 <w:rStyle w:val="a5"/>
@@ -3046,7 +3046,7 @@
               <w:rPr>
                 <w:noProof/>
               </w:rPr>
-              <w:instrText xml:space="preserve"> PAGEREF _Toc244050128 \h </w:instrText>
+              <w:instrText xml:space="preserve"> PAGEREF _Toc244052413 \h </w:instrText>
             </w:r>
             <w:r>
               <w:rPr>
@@ -3089,7 +3089,7 @@
               <w14:ligatures w14:val="standardContextual"/>
             </w:rPr>
           </w:pPr>
-          <w:hyperlink w:anchor="_Toc244050129" w:history="1">
+          <w:hyperlink w:anchor="_Toc244052414" w:history="1">
             <w:r>
               <w:rPr>
                 <w:rStyle w:val="a5"/>
@@ -3113,7 +3113,7 @@
               <w:rPr>
                 <w:noProof/>
               </w:rPr>
-              <w:instrText xml:space="preserve"> PAGEREF _Toc244050129 \h </w:instrText>
+              <w:instrText xml:space="preserve"> PAGEREF _Toc244052414 \h </w:instrText>
             </w:r>
             <w:r>
               <w:rPr>
@@ -3155,7 +3155,7 @@
               <w14:ligatures w14:val="standardContextual"/>
             </w:rPr>
           </w:pPr>
-          <w:hyperlink w:anchor="_Toc244050130" w:history="1">
+          <w:hyperlink w:anchor="_Toc244052415" w:history="1">
             <w:r>
               <w:rPr>
                 <w:rStyle w:val="a5"/>
@@ -3179,7 +3179,7 @@
               <w:rPr>
                 <w:noProof/>
               </w:rPr>
-              <w:instrText xml:space="preserve"> PAGEREF _Toc244050130 \h </w:instrText>
+              <w:instrText xml:space="preserve"> PAGEREF _Toc244052415 \h </w:instrText>
             </w:r>
             <w:r>
               <w:rPr>
@@ -3221,7 +3221,7 @@
               <w14:ligatures w14:val="standardContextual"/>
             </w:rPr>
           </w:pPr>
-          <w:hyperlink w:anchor="_Toc244050131" w:history="1">
+          <w:hyperlink w:anchor="_Toc244052416" w:history="1">
             <w:r>
               <w:rPr>
                 <w:rStyle w:val="a5"/>
@@ -3245,7 +3245,7 @@
               <w:rPr>
                 <w:noProof/>
               </w:rPr>
-              <w:instrText xml:space="preserve"> PAGEREF _Toc244050131 \h </w:instrText>
+              <w:instrText xml:space="preserve"> PAGEREF _Toc244052416 \h </w:instrText>
             </w:r>
             <w:r>
               <w:rPr>
@@ -3288,7 +3288,7 @@
               <w14:ligatures w14:val="standardContextual"/>
             </w:rPr>
           </w:pPr>
-          <w:hyperlink w:anchor="_Toc244050132" w:history="1">
+          <w:hyperlink w:anchor="_Toc244052417" w:history="1">
             <w:r>
               <w:rPr>
                 <w:rStyle w:val="a5"/>
@@ -3312,7 +3312,7 @@
               <w:rPr>
                 <w:noProof/>
               </w:rPr>
-              <w:instrText xml:space="preserve"> PAGEREF _Toc244050132 \h </w:instrText>
+              <w:instrText xml:space="preserve"> PAGEREF _Toc244052417 \h </w:instrText>
             </w:r>
             <w:r>
               <w:rPr>
@@ -3355,7 +3355,7 @@
               <w14:ligatures w14:val="standardContextual"/>
             </w:rPr>
           </w:pPr>
-          <w:hyperlink w:anchor="_Toc244050133" w:history="1">
+          <w:hyperlink w:anchor="_Toc244052418" w:history="1">
             <w:r>
               <w:rPr>
                 <w:rStyle w:val="a5"/>
@@ -3379,7 +3379,7 @@
               <w:rPr>
                 <w:noProof/>
               </w:rPr>
-              <w:instrText xml:space="preserve"> PAGEREF _Toc244050133 \h </w:instrText>
+              <w:instrText xml:space="preserve"> PAGEREF _Toc244052418 \h </w:instrText>
             </w:r>
             <w:r>
               <w:rPr>
@@ -3422,7 +3422,7 @@
               <w14:ligatures w14:val="standardContextual"/>
             </w:rPr>
           </w:pPr>
-          <w:hyperlink w:anchor="_Toc244050134" w:history="1">
+          <w:hyperlink w:anchor="_Toc244052419" w:history="1">
             <w:r>
               <w:rPr>
                 <w:rStyle w:val="a5"/>
@@ -3446,7 +3446,7 @@
               <w:rPr>
                 <w:noProof/>
               </w:rPr>
-              <w:instrText xml:space="preserve"> PAGEREF _Toc244050134 \h </w:instrText>
+              <w:instrText xml:space="preserve"> PAGEREF _Toc244052419 \h </w:instrText>
             </w:r>
             <w:r>
               <w:rPr>
@@ -3489,7 +3489,7 @@
               <w14:ligatures w14:val="standardContextual"/>
             </w:rPr>
           </w:pPr>
-          <w:hyperlink w:anchor="_Toc244050135" w:history="1">
+          <w:hyperlink w:anchor="_Toc244052420" w:history="1">
             <w:r>
               <w:rPr>
                 <w:rStyle w:val="a5"/>
@@ -3513,7 +3513,7 @@
               <w:rPr>
                 <w:noProof/>
               </w:rPr>
-              <w:instrText xml:space="preserve"> PAGEREF _Toc244050135 \h </w:instrText>
+              <w:instrText xml:space="preserve"> PAGEREF _Toc244052420 \h </w:instrText>
             </w:r>
             <w:r>
               <w:rPr>
@@ -3555,7 +3555,7 @@
               <w14:ligatures w14:val="standardContextual"/>
             </w:rPr>
           </w:pPr>
-          <w:hyperlink w:anchor="_Toc244050136" w:history="1">
+          <w:hyperlink w:anchor="_Toc244052421" w:history="1">
             <w:r>
               <w:rPr>
                 <w:rStyle w:val="a5"/>
@@ -3579,7 +3579,7 @@
               <w:rPr>
                 <w:noProof/>
               </w:rPr>
-              <w:instrText xml:space="preserve"> PAGEREF _Toc244050136 \h </w:instrText>
+              <w:instrText xml:space="preserve"> PAGEREF _Toc244052421 \h </w:instrText>
             </w:r>
             <w:r>
               <w:rPr>
@@ -3621,7 +3621,7 @@
               <w14:ligatures w14:val="standardContextual"/>
             </w:rPr>
           </w:pPr>
-          <w:hyperlink w:anchor="_Toc244050137" w:history="1">
+          <w:hyperlink w:anchor="_Toc244052422" w:history="1">
             <w:r>
               <w:rPr>
                 <w:rStyle w:val="a5"/>
@@ -3645,7 +3645,7 @@
               <w:rPr>
                 <w:noProof/>
               </w:rPr>
-              <w:instrText xml:space="preserve"> PAGEREF _Toc244050137 \h </w:instrText>
+              <w:instrText xml:space="preserve"> PAGEREF _Toc244052422 \h </w:instrText>
             </w:r>
             <w:r>
               <w:rPr>
@@ -3687,7 +3687,7 @@
               <w14:ligatures w14:val="standardContextual"/>
             </w:rPr>
           </w:pPr>
-          <w:hyperlink w:anchor="_Toc244050138" w:history="1">
+          <w:hyperlink w:anchor="_Toc244052423" w:history="1">
             <w:r>
               <w:rPr>
                 <w:rStyle w:val="a5"/>
@@ -3711,7 +3711,7 @@
               <w:rPr>
                 <w:noProof/>
               </w:rPr>
-              <w:instrText xml:space="preserve"> PAGEREF _Toc244050138 \h </w:instrText>
+              <w:instrText xml:space="preserve"> PAGEREF _Toc244052423 \h </w:instrText>
             </w:r>
             <w:r>
               <w:rPr>
@@ -3753,7 +3753,7 @@
               <w14:ligatures w14:val="standardContextual"/>
             </w:rPr>
           </w:pPr>
-          <w:hyperlink w:anchor="_Toc244050139" w:history="1">
+          <w:hyperlink w:anchor="_Toc244052424" w:history="1">
             <w:r>
               <w:rPr>
                 <w:rStyle w:val="a5"/>
@@ -3777,7 +3777,7 @@
               <w:rPr>
                 <w:noProof/>
               </w:rPr>
-              <w:instrText xml:space="preserve"> PAGEREF _Toc244050139 \h </w:instrText>
+              <w:instrText xml:space="preserve"> PAGEREF _Toc244052424 \h </w:instrText>
             </w:r>
             <w:r>
               <w:rPr>
@@ -3820,8 +3820,9 @@
       <w:pPr>
         <w:pStyle w:val="1"/>
       </w:pPr>
-      <w:bookmarkStart w:id="0" w:name="_Toc244050095"/>
-      <w:r>
+      <w:bookmarkStart w:id="0" w:name="_Toc244052380"/>
+      <w:r>
+        <w:lastRenderedPageBreak/>
         <w:t xml:space="preserve">1. </w:t>
       </w:r>
       <w:r>
@@ -4201,7 +4202,7 @@
       <w:pPr>
         <w:pStyle w:val="2"/>
       </w:pPr>
-      <w:bookmarkStart w:id="1" w:name="_Toc244050096"/>
+      <w:bookmarkStart w:id="1" w:name="_Toc244052381"/>
       <w:r>
         <w:t xml:space="preserve">1.1 </w:t>
       </w:r>
@@ -6016,8 +6017,9 @@
       <w:pPr>
         <w:pStyle w:val="2"/>
       </w:pPr>
-      <w:bookmarkStart w:id="2" w:name="_Toc244050097"/>
-      <w:r>
+      <w:bookmarkStart w:id="2" w:name="_Toc244052382"/>
+      <w:r>
+        <w:lastRenderedPageBreak/>
         <w:t xml:space="preserve">1.2 </w:t>
       </w:r>
       <w:r>
@@ -7158,7 +7160,7 @@
       <w:pPr>
         <w:pStyle w:val="2"/>
       </w:pPr>
-      <w:bookmarkStart w:id="3" w:name="_Toc244050098"/>
+      <w:bookmarkStart w:id="3" w:name="_Toc244052383"/>
       <w:r>
         <w:t xml:space="preserve">1.3 </w:t>
       </w:r>
@@ -8146,6 +8148,7 @@
           <w:b/>
           <w:bCs/>
         </w:rPr>
+        <w:lastRenderedPageBreak/>
         <w:t>게임</w:t>
       </w:r>
       <w:r>
@@ -8244,7 +8247,7 @@
       <w:pPr>
         <w:pStyle w:val="2"/>
       </w:pPr>
-      <w:bookmarkStart w:id="4" w:name="_Toc244050099"/>
+      <w:bookmarkStart w:id="4" w:name="_Toc244052384"/>
       <w:r>
         <w:t xml:space="preserve">1.4 </w:t>
       </w:r>
@@ -9824,7 +9827,7 @@
       <w:pPr>
         <w:pStyle w:val="1"/>
       </w:pPr>
-      <w:bookmarkStart w:id="5" w:name="_Toc244050100"/>
+      <w:bookmarkStart w:id="5" w:name="_Toc244052385"/>
       <w:r>
         <w:t xml:space="preserve">2. </w:t>
       </w:r>
@@ -12933,7 +12936,7 @@
       <w:pPr>
         <w:pStyle w:val="2"/>
       </w:pPr>
-      <w:bookmarkStart w:id="6" w:name="_Toc244050101"/>
+      <w:bookmarkStart w:id="6" w:name="_Toc244052386"/>
       <w:r>
         <w:t xml:space="preserve">2.1 </w:t>
       </w:r>
@@ -15031,7 +15034,7 @@
       <w:pPr>
         <w:pStyle w:val="2"/>
       </w:pPr>
-      <w:bookmarkStart w:id="7" w:name="_Toc244050102"/>
+      <w:bookmarkStart w:id="7" w:name="_Toc244052387"/>
       <w:r>
         <w:t xml:space="preserve">2.2 </w:t>
       </w:r>
@@ -16816,7 +16819,7 @@
       <w:pPr>
         <w:pStyle w:val="2"/>
       </w:pPr>
-      <w:bookmarkStart w:id="8" w:name="_Toc244050103"/>
+      <w:bookmarkStart w:id="8" w:name="_Toc244052388"/>
       <w:r>
         <w:t xml:space="preserve">2.3 </w:t>
       </w:r>
@@ -19789,7 +19792,7 @@
       <w:pPr>
         <w:pStyle w:val="2"/>
       </w:pPr>
-      <w:bookmarkStart w:id="9" w:name="_Toc244050104"/>
+      <w:bookmarkStart w:id="9" w:name="_Toc244052389"/>
       <w:r>
         <w:t xml:space="preserve">2.4 </w:t>
       </w:r>
@@ -21420,7 +21423,7 @@
       <w:pPr>
         <w:pStyle w:val="2"/>
       </w:pPr>
-      <w:bookmarkStart w:id="10" w:name="_Toc244050105"/>
+      <w:bookmarkStart w:id="10" w:name="_Toc244052390"/>
       <w:r>
         <w:t xml:space="preserve">2.5 </w:t>
       </w:r>
@@ -22413,7 +22416,7 @@
       <w:pPr>
         <w:pStyle w:val="2"/>
       </w:pPr>
-      <w:bookmarkStart w:id="11" w:name="_Toc244050106"/>
+      <w:bookmarkStart w:id="11" w:name="_Toc244052391"/>
       <w:r>
         <w:t xml:space="preserve">2.6 </w:t>
       </w:r>
@@ -23631,7 +23634,7 @@
       <w:pPr>
         <w:pStyle w:val="2"/>
       </w:pPr>
-      <w:bookmarkStart w:id="12" w:name="_Toc244050107"/>
+      <w:bookmarkStart w:id="12" w:name="_Toc244052392"/>
       <w:r>
         <w:t xml:space="preserve">2.7 </w:t>
       </w:r>
@@ -25180,7 +25183,7 @@
       <w:pPr>
         <w:pStyle w:val="2"/>
       </w:pPr>
-      <w:bookmarkStart w:id="13" w:name="_Toc244050108"/>
+      <w:bookmarkStart w:id="13" w:name="_Toc244052393"/>
       <w:r>
         <w:t xml:space="preserve">2.8 </w:t>
       </w:r>
@@ -25803,7 +25806,7 @@
       <w:pPr>
         <w:pStyle w:val="1"/>
       </w:pPr>
-      <w:bookmarkStart w:id="14" w:name="_Toc244050109"/>
+      <w:bookmarkStart w:id="14" w:name="_Toc244052394"/>
       <w:r>
         <w:t xml:space="preserve">3. </w:t>
       </w:r>
@@ -26061,7 +26064,7 @@
       <w:pPr>
         <w:pStyle w:val="2"/>
       </w:pPr>
-      <w:bookmarkStart w:id="15" w:name="_Toc244050110"/>
+      <w:bookmarkStart w:id="15" w:name="_Toc244052395"/>
       <w:r>
         <w:t xml:space="preserve">3.1 </w:t>
       </w:r>
@@ -26777,7 +26780,7 @@
       <w:pPr>
         <w:pStyle w:val="2"/>
       </w:pPr>
-      <w:bookmarkStart w:id="16" w:name="_Toc244050111"/>
+      <w:bookmarkStart w:id="16" w:name="_Toc244052396"/>
       <w:r>
         <w:t xml:space="preserve">3.2 </w:t>
       </w:r>
@@ -26806,7 +26809,7 @@
           <w:noProof/>
         </w:rPr>
         <w:drawing>
-          <wp:inline distT="0" distB="0" distL="0" distR="0" wp14:anchorId="49020CAC" wp14:editId="6EAD07B6">
+          <wp:inline distT="0" distB="0" distL="0" distR="0" wp14:anchorId="48E5252E" wp14:editId="19D02596">
             <wp:extent cx="4219575" cy="2638425"/>
             <wp:effectExtent l="0" t="0" r="0" b="0"/>
             <wp:docPr id="1" name="그림 1"/>
@@ -27702,7 +27705,7 @@
       <w:pPr>
         <w:pStyle w:val="2"/>
       </w:pPr>
-      <w:bookmarkStart w:id="17" w:name="_Toc244050112"/>
+      <w:bookmarkStart w:id="17" w:name="_Toc244052397"/>
       <w:r>
         <w:t xml:space="preserve">3.3 </w:t>
       </w:r>
@@ -27728,10 +27731,10 @@
           <w:noProof/>
         </w:rPr>
         <w:drawing>
-          <wp:inline distT="0" distB="0" distL="0" distR="0" wp14:anchorId="7F0DBA2A" wp14:editId="4CABD092">
+          <wp:inline distT="0" distB="0" distL="0" distR="0" wp14:anchorId="613EB718" wp14:editId="3E02F820">
             <wp:extent cx="4219575" cy="2638425"/>
             <wp:effectExtent l="0" t="0" r="0" b="0"/>
-            <wp:docPr id="768345161" name="그림 768345161"/>
+            <wp:docPr id="1074557994" name="그림 1074557994"/>
             <wp:cNvGraphicFramePr>
               <a:graphicFrameLocks xmlns:a="http://schemas.openxmlformats.org/drawingml/2006/main" noChangeAspect="1"/>
             </wp:cNvGraphicFramePr>
@@ -28399,10 +28402,10 @@
           <w:noProof/>
         </w:rPr>
         <w:drawing>
-          <wp:inline distT="0" distB="0" distL="0" distR="0" wp14:anchorId="766D5FDB" wp14:editId="5D034733">
+          <wp:inline distT="0" distB="0" distL="0" distR="0" wp14:anchorId="12F5A664" wp14:editId="74FCF7BB">
             <wp:extent cx="4219575" cy="3790950"/>
             <wp:effectExtent l="0" t="0" r="0" b="0"/>
-            <wp:docPr id="1642565903" name="그림 1642565903"/>
+            <wp:docPr id="1718583022" name="그림 1718583022"/>
             <wp:cNvGraphicFramePr>
               <a:graphicFrameLocks xmlns:a="http://schemas.openxmlformats.org/drawingml/2006/main" noChangeAspect="1"/>
             </wp:cNvGraphicFramePr>
@@ -29299,7 +29302,7 @@
       <w:pPr>
         <w:pStyle w:val="2"/>
       </w:pPr>
-      <w:bookmarkStart w:id="18" w:name="_Toc244050113"/>
+      <w:bookmarkStart w:id="18" w:name="_Toc244052398"/>
       <w:r>
         <w:t xml:space="preserve">3.4 </w:t>
       </w:r>
@@ -29325,10 +29328,10 @@
           <w:noProof/>
         </w:rPr>
         <w:drawing>
-          <wp:inline distT="0" distB="0" distL="0" distR="0" wp14:anchorId="61CF4611" wp14:editId="67BFF282">
+          <wp:inline distT="0" distB="0" distL="0" distR="0" wp14:anchorId="27B8C3FC" wp14:editId="7643688B">
             <wp:extent cx="3943350" cy="2466975"/>
             <wp:effectExtent l="0" t="0" r="0" b="0"/>
-            <wp:docPr id="1569281880" name="그림 1569281880"/>
+            <wp:docPr id="1501699448" name="그림 1501699448"/>
             <wp:cNvGraphicFramePr>
               <a:graphicFrameLocks xmlns:a="http://schemas.openxmlformats.org/drawingml/2006/main" noChangeAspect="1"/>
             </wp:cNvGraphicFramePr>
@@ -29677,10 +29680,10 @@
           <w:noProof/>
         </w:rPr>
         <w:drawing>
-          <wp:inline distT="0" distB="0" distL="0" distR="0" wp14:anchorId="49C75A7D" wp14:editId="7FE75183">
+          <wp:inline distT="0" distB="0" distL="0" distR="0" wp14:anchorId="130EA013" wp14:editId="331FAAE1">
             <wp:extent cx="3943350" cy="2466975"/>
             <wp:effectExtent l="0" t="0" r="0" b="0"/>
-            <wp:docPr id="548335658" name="그림 548335658"/>
+            <wp:docPr id="814427652" name="그림 814427652"/>
             <wp:cNvGraphicFramePr>
               <a:graphicFrameLocks xmlns:a="http://schemas.openxmlformats.org/drawingml/2006/main" noChangeAspect="1"/>
             </wp:cNvGraphicFramePr>
@@ -30551,10 +30554,10 @@
           <w:noProof/>
         </w:rPr>
         <w:drawing>
-          <wp:inline distT="0" distB="0" distL="0" distR="0" wp14:anchorId="682F0234" wp14:editId="6E746938">
+          <wp:inline distT="0" distB="0" distL="0" distR="0" wp14:anchorId="60EB597F" wp14:editId="3FD53C39">
             <wp:extent cx="3943350" cy="3076575"/>
             <wp:effectExtent l="0" t="0" r="0" b="0"/>
-            <wp:docPr id="1906035657" name="그림 1906035657"/>
+            <wp:docPr id="1234343944" name="그림 1234343944"/>
             <wp:cNvGraphicFramePr>
               <a:graphicFrameLocks xmlns:a="http://schemas.openxmlformats.org/drawingml/2006/main" noChangeAspect="1"/>
             </wp:cNvGraphicFramePr>
@@ -30928,7 +30931,7 @@
       <w:pPr>
         <w:pStyle w:val="2"/>
       </w:pPr>
-      <w:bookmarkStart w:id="19" w:name="_Toc244050114"/>
+      <w:bookmarkStart w:id="19" w:name="_Toc244052399"/>
       <w:r>
         <w:t xml:space="preserve">3.5 </w:t>
       </w:r>
@@ -30948,10 +30951,10 @@
           <w:noProof/>
         </w:rPr>
         <w:drawing>
-          <wp:inline distT="0" distB="0" distL="0" distR="0" wp14:anchorId="02F56B81" wp14:editId="1C29E58B">
+          <wp:inline distT="0" distB="0" distL="0" distR="0" wp14:anchorId="72741D70" wp14:editId="6B9A3D82">
             <wp:extent cx="4219575" cy="5343525"/>
             <wp:effectExtent l="0" t="0" r="0" b="0"/>
-            <wp:docPr id="1634595663" name="그림 1634595663"/>
+            <wp:docPr id="1175576267" name="그림 1175576267"/>
             <wp:cNvGraphicFramePr>
               <a:graphicFrameLocks xmlns:a="http://schemas.openxmlformats.org/drawingml/2006/main" noChangeAspect="1"/>
             </wp:cNvGraphicFramePr>
@@ -32074,7 +32077,7 @@
       <w:pPr>
         <w:pStyle w:val="2"/>
       </w:pPr>
-      <w:bookmarkStart w:id="20" w:name="_Toc244050115"/>
+      <w:bookmarkStart w:id="20" w:name="_Toc244052400"/>
       <w:r>
         <w:t xml:space="preserve">3.6 </w:t>
       </w:r>
@@ -32100,10 +32103,10 @@
           <w:noProof/>
         </w:rPr>
         <w:drawing>
-          <wp:inline distT="0" distB="0" distL="0" distR="0" wp14:anchorId="0E57C963" wp14:editId="58D594CF">
+          <wp:inline distT="0" distB="0" distL="0" distR="0" wp14:anchorId="17368CC1" wp14:editId="22C28A94">
             <wp:extent cx="4219575" cy="2638425"/>
             <wp:effectExtent l="0" t="0" r="0" b="0"/>
-            <wp:docPr id="1095201311" name="그림 1095201311"/>
+            <wp:docPr id="418189960" name="그림 418189960"/>
             <wp:cNvGraphicFramePr>
               <a:graphicFrameLocks xmlns:a="http://schemas.openxmlformats.org/drawingml/2006/main" noChangeAspect="1"/>
             </wp:cNvGraphicFramePr>
@@ -32964,7 +32967,7 @@
       <w:pPr>
         <w:pStyle w:val="2"/>
       </w:pPr>
-      <w:bookmarkStart w:id="21" w:name="_Toc244050116"/>
+      <w:bookmarkStart w:id="21" w:name="_Toc244052401"/>
       <w:r>
         <w:t xml:space="preserve">3.7 </w:t>
       </w:r>
@@ -32984,10 +32987,10 @@
           <w:noProof/>
         </w:rPr>
         <w:drawing>
-          <wp:inline distT="0" distB="0" distL="0" distR="0" wp14:anchorId="14BAABBC" wp14:editId="585AF94D">
+          <wp:inline distT="0" distB="0" distL="0" distR="0" wp14:anchorId="1C4B07AA" wp14:editId="0571CB92">
             <wp:extent cx="3676650" cy="3590925"/>
             <wp:effectExtent l="0" t="0" r="0" b="0"/>
-            <wp:docPr id="898047279" name="그림 898047279"/>
+            <wp:docPr id="310204917" name="그림 310204917"/>
             <wp:cNvGraphicFramePr>
               <a:graphicFrameLocks xmlns:a="http://schemas.openxmlformats.org/drawingml/2006/main" noChangeAspect="1"/>
             </wp:cNvGraphicFramePr>
@@ -33752,7 +33755,7 @@
       <w:pPr>
         <w:pStyle w:val="2"/>
       </w:pPr>
-      <w:bookmarkStart w:id="22" w:name="_Toc244050117"/>
+      <w:bookmarkStart w:id="22" w:name="_Toc244052402"/>
       <w:r>
         <w:t xml:space="preserve">3.8 </w:t>
       </w:r>
@@ -33778,10 +33781,10 @@
           <w:noProof/>
         </w:rPr>
         <w:drawing>
-          <wp:inline distT="0" distB="0" distL="0" distR="0" wp14:anchorId="351AED0B" wp14:editId="65049250">
+          <wp:inline distT="0" distB="0" distL="0" distR="0" wp14:anchorId="799B4619" wp14:editId="54DD37C6">
             <wp:extent cx="4219575" cy="4781550"/>
             <wp:effectExtent l="0" t="0" r="0" b="0"/>
-            <wp:docPr id="1121767625" name="그림 1121767625"/>
+            <wp:docPr id="837304022" name="그림 837304022"/>
             <wp:cNvGraphicFramePr>
               <a:graphicFrameLocks xmlns:a="http://schemas.openxmlformats.org/drawingml/2006/main" noChangeAspect="1"/>
             </wp:cNvGraphicFramePr>
@@ -34688,7 +34691,7 @@
       <w:pPr>
         <w:pStyle w:val="2"/>
       </w:pPr>
-      <w:bookmarkStart w:id="23" w:name="_Toc244050118"/>
+      <w:bookmarkStart w:id="23" w:name="_Toc244052403"/>
       <w:r>
         <w:t xml:space="preserve">3.9 </w:t>
       </w:r>
@@ -35306,7 +35309,7 @@
       <w:pPr>
         <w:pStyle w:val="2"/>
       </w:pPr>
-      <w:bookmarkStart w:id="24" w:name="_Toc244050119"/>
+      <w:bookmarkStart w:id="24" w:name="_Toc244052404"/>
       <w:r>
         <w:t xml:space="preserve">3.10 </w:t>
       </w:r>
@@ -35338,10 +35341,10 @@
           <w:noProof/>
         </w:rPr>
         <w:drawing>
-          <wp:inline distT="0" distB="0" distL="0" distR="0" wp14:anchorId="7B6E06A9" wp14:editId="47028E69">
+          <wp:inline distT="0" distB="0" distL="0" distR="0" wp14:anchorId="45B18929" wp14:editId="46E7C8C1">
             <wp:extent cx="3943350" cy="2466975"/>
             <wp:effectExtent l="0" t="0" r="0" b="0"/>
-            <wp:docPr id="2145239316" name="그림 2145239316"/>
+            <wp:docPr id="1133414021" name="그림 1133414021"/>
             <wp:cNvGraphicFramePr>
               <a:graphicFrameLocks xmlns:a="http://schemas.openxmlformats.org/drawingml/2006/main" noChangeAspect="1"/>
             </wp:cNvGraphicFramePr>
@@ -35578,10 +35581,10 @@
           <w:noProof/>
         </w:rPr>
         <w:drawing>
-          <wp:inline distT="0" distB="0" distL="0" distR="0" wp14:anchorId="481E264A" wp14:editId="47AFBE0C">
+          <wp:inline distT="0" distB="0" distL="0" distR="0" wp14:anchorId="450D6C4E" wp14:editId="2F00BE29">
             <wp:extent cx="1924050" cy="4133850"/>
             <wp:effectExtent l="0" t="0" r="0" b="0"/>
-            <wp:docPr id="1877534327" name="그림 1877534327"/>
+            <wp:docPr id="1493636517" name="그림 1493636517"/>
             <wp:cNvGraphicFramePr>
               <a:graphicFrameLocks xmlns:a="http://schemas.openxmlformats.org/drawingml/2006/main" noChangeAspect="1"/>
             </wp:cNvGraphicFramePr>
@@ -36133,7 +36136,7 @@
       <w:pPr>
         <w:pStyle w:val="1"/>
       </w:pPr>
-      <w:bookmarkStart w:id="25" w:name="_Toc244050120"/>
+      <w:bookmarkStart w:id="25" w:name="_Toc244052405"/>
       <w:r>
         <w:t xml:space="preserve">4. </w:t>
       </w:r>
@@ -36277,7 +36280,7 @@
       <w:pPr>
         <w:pStyle w:val="2"/>
       </w:pPr>
-      <w:bookmarkStart w:id="26" w:name="_Toc244050121"/>
+      <w:bookmarkStart w:id="26" w:name="_Toc244052406"/>
       <w:r>
         <w:t xml:space="preserve">4.1 </w:t>
       </w:r>
@@ -37151,7 +37154,7 @@
       <w:pPr>
         <w:pStyle w:val="2"/>
       </w:pPr>
-      <w:bookmarkStart w:id="27" w:name="_Toc244050122"/>
+      <w:bookmarkStart w:id="27" w:name="_Toc244052407"/>
       <w:r>
         <w:t xml:space="preserve">4.2 </w:t>
       </w:r>
@@ -39840,7 +39843,7 @@
       <w:pPr>
         <w:pStyle w:val="2"/>
       </w:pPr>
-      <w:bookmarkStart w:id="28" w:name="_Toc244050123"/>
+      <w:bookmarkStart w:id="28" w:name="_Toc244052408"/>
       <w:r>
         <w:t xml:space="preserve">4.3 </w:t>
       </w:r>
@@ -42008,7 +42011,7 @@
       <w:pPr>
         <w:pStyle w:val="1"/>
       </w:pPr>
-      <w:bookmarkStart w:id="29" w:name="_Toc244050124"/>
+      <w:bookmarkStart w:id="29" w:name="_Toc244052409"/>
       <w:r>
         <w:t xml:space="preserve">5. </w:t>
       </w:r>
@@ -45375,7 +45378,7 @@
         <w:t>(</w:t>
       </w:r>
       <w:r>
-        <w:t>가온초등학교</w:t>
+        <w:t>경인초등학교</w:t>
       </w:r>
       <w:r>
         <w:t xml:space="preserve"> 5</w:t>
@@ -45780,7 +45783,7 @@
       <w:pPr>
         <w:pStyle w:val="1"/>
       </w:pPr>
-      <w:bookmarkStart w:id="30" w:name="_Toc244050125"/>
+      <w:bookmarkStart w:id="30" w:name="_Toc244052410"/>
       <w:r>
         <w:t xml:space="preserve">6. </w:t>
       </w:r>
@@ -45934,7 +45937,7 @@
       <w:pPr>
         <w:pStyle w:val="2"/>
       </w:pPr>
-      <w:bookmarkStart w:id="31" w:name="_Toc244050126"/>
+      <w:bookmarkStart w:id="31" w:name="_Toc244052411"/>
       <w:r>
         <w:t xml:space="preserve">6.1 </w:t>
       </w:r>
@@ -47779,7 +47782,7 @@
       <w:pPr>
         <w:pStyle w:val="2"/>
       </w:pPr>
-      <w:bookmarkStart w:id="32" w:name="_Toc244050127"/>
+      <w:bookmarkStart w:id="32" w:name="_Toc244052412"/>
       <w:r>
         <w:t xml:space="preserve">6.2 </w:t>
       </w:r>
@@ -49410,7 +49413,7 @@
       <w:pPr>
         <w:pStyle w:val="2"/>
       </w:pPr>
-      <w:bookmarkStart w:id="33" w:name="_Toc244050128"/>
+      <w:bookmarkStart w:id="33" w:name="_Toc244052413"/>
       <w:r>
         <w:t xml:space="preserve">6.3 </w:t>
       </w:r>
@@ -51711,7 +51714,7 @@
       <w:pPr>
         <w:pStyle w:val="2"/>
       </w:pPr>
-      <w:bookmarkStart w:id="34" w:name="_Toc244050129"/>
+      <w:bookmarkStart w:id="34" w:name="_Toc244052414"/>
       <w:r>
         <w:t xml:space="preserve">6.4 </w:t>
       </w:r>
@@ -53114,7 +53117,7 @@
       <w:pPr>
         <w:pStyle w:val="1"/>
       </w:pPr>
-      <w:bookmarkStart w:id="35" w:name="_Toc244050130"/>
+      <w:bookmarkStart w:id="35" w:name="_Toc244052415"/>
       <w:r>
         <w:t xml:space="preserve">7. </w:t>
       </w:r>
@@ -57409,7 +57412,7 @@
       <w:pPr>
         <w:pStyle w:val="1"/>
       </w:pPr>
-      <w:bookmarkStart w:id="36" w:name="_Toc244050131"/>
+      <w:bookmarkStart w:id="36" w:name="_Toc244052416"/>
       <w:r>
         <w:t xml:space="preserve">8. </w:t>
       </w:r>
@@ -57665,7 +57668,7 @@
       <w:pPr>
         <w:pStyle w:val="2"/>
       </w:pPr>
-      <w:bookmarkStart w:id="37" w:name="_Toc244050132"/>
+      <w:bookmarkStart w:id="37" w:name="_Toc244052417"/>
       <w:r>
         <w:t xml:space="preserve">8.1 </w:t>
       </w:r>
@@ -58737,7 +58740,7 @@
         <w:t>(</w:t>
       </w:r>
       <w:r>
-        <w:t>가온초등학교</w:t>
+        <w:t>경인초등학교</w:t>
       </w:r>
       <w:r>
         <w:t xml:space="preserve"> 5</w:t>
@@ -59714,7 +59717,7 @@
       <w:pPr>
         <w:pStyle w:val="2"/>
       </w:pPr>
-      <w:bookmarkStart w:id="38" w:name="_Toc244050133"/>
+      <w:bookmarkStart w:id="38" w:name="_Toc244052418"/>
       <w:r>
         <w:t xml:space="preserve">8.2 </w:t>
       </w:r>
@@ -61165,7 +61168,7 @@
       <w:pPr>
         <w:pStyle w:val="2"/>
       </w:pPr>
-      <w:bookmarkStart w:id="39" w:name="_Toc244050134"/>
+      <w:bookmarkStart w:id="39" w:name="_Toc244052419"/>
       <w:r>
         <w:t xml:space="preserve">8.3 AI </w:t>
       </w:r>
@@ -62605,7 +62608,7 @@
       <w:pPr>
         <w:pStyle w:val="2"/>
       </w:pPr>
-      <w:bookmarkStart w:id="40" w:name="_Toc244050135"/>
+      <w:bookmarkStart w:id="40" w:name="_Toc244052420"/>
       <w:r>
         <w:t xml:space="preserve">8.4 </w:t>
       </w:r>
@@ -63633,7 +63636,7 @@
       <w:pPr>
         <w:pStyle w:val="1"/>
       </w:pPr>
-      <w:bookmarkStart w:id="41" w:name="_Toc244050136"/>
+      <w:bookmarkStart w:id="41" w:name="_Toc244052421"/>
       <w:r>
         <w:t xml:space="preserve">9. </w:t>
       </w:r>
@@ -64382,7 +64385,7 @@
         <w:t>(</w:t>
       </w:r>
       <w:r>
-        <w:t>가온초등학교</w:t>
+        <w:t>경인초등학교</w:t>
       </w:r>
       <w:r>
         <w:t xml:space="preserve"> 5</w:t>
@@ -65471,7 +65474,7 @@
       <w:pPr>
         <w:pStyle w:val="1"/>
       </w:pPr>
-      <w:bookmarkStart w:id="42" w:name="_Toc244050137"/>
+      <w:bookmarkStart w:id="42" w:name="_Toc244052422"/>
       <w:r>
         <w:t>부록</w:t>
       </w:r>
@@ -66297,7 +66300,7 @@
       <w:pPr>
         <w:pStyle w:val="1"/>
       </w:pPr>
-      <w:bookmarkStart w:id="43" w:name="_Toc244050138"/>
+      <w:bookmarkStart w:id="43" w:name="_Toc244052423"/>
       <w:r>
         <w:t>부록</w:t>
       </w:r>
@@ -68070,7 +68073,7 @@
       <w:pPr>
         <w:pStyle w:val="1"/>
       </w:pPr>
-      <w:bookmarkStart w:id="44" w:name="_Toc244050139"/>
+      <w:bookmarkStart w:id="44" w:name="_Toc244052424"/>
       <w:r>
         <w:t>부록</w:t>
       </w:r>
@@ -71177,118 +71180,10 @@
 <file path=word/numbering.xml><?xml version="1.0" encoding="utf-8"?>
 <w:numbering xmlns:wpc="http://schemas.microsoft.com/office/word/2010/wordprocessingCanvas" xmlns:cx="http://schemas.microsoft.com/office/drawing/2014/chartex" xmlns:cx1="http://schemas.microsoft.com/office/drawing/2015/9/8/chartex" xmlns:cx2="http://schemas.microsoft.com/office/drawing/2015/10/21/chartex" xmlns:cx3="http://schemas.microsoft.com/office/drawing/2016/5/9/chartex" xmlns:cx4="http://schemas.microsoft.com/office/drawing/2016/5/10/chartex" xmlns:cx5="http://schemas.microsoft.com/office/drawing/2016/5/11/chartex" xmlns:cx6="http://schemas.microsoft.com/office/drawing/2016/5/12/chartex" xmlns:cx7="http://schemas.microsoft.com/office/drawing/2016/5/13/chartex" xmlns:cx8="http://schemas.microsoft.com/office/drawing/2016/5/14/chartex" xmlns:mc="http://schemas.openxmlformats.org/markup-compatibility/2006" xmlns:aink="http://schemas.microsoft.com/office/drawing/2016/ink" xmlns:am3d="http://schemas.microsoft.com/office/drawing/2017/model3d" xmlns:o="urn:schemas-microsoft-com:office:office" xmlns:oel="http://schemas.microsoft.com/office/2019/extlst" xmlns:r="http://schemas.openxmlformats.org/officeDocument/2006/relationships" xmlns:m="http://schemas.openxmlformats.org/officeDocument/2006/math" xmlns:v="urn:schemas-microsoft-com:vml" xmlns:wp14="http://schemas.microsoft.com/office/word/2010/wordprocessingDrawing" xmlns:wp="http://schemas.openxmlformats.org/drawingml/2006/wordprocessingDrawing" xmlns:w10="urn:schemas-microsoft-com:office:word" xmlns:w="http://schemas.openxmlformats.org/wordprocessingml/2006/main" xmlns:w14="http://schemas.microsoft.com/office/word/2010/wordml" xmlns:w15="http://schemas.microsoft.com/office/word/2012/wordml" xmlns:w16cex="http://schemas.microsoft.com/office/word/2018/wordml/cex" xmlns:w16cid="http://schemas.microsoft.com/office/word/2016/wordml/cid" xmlns:w16="http://schemas.microsoft.com/office/word/2018/wordml" xmlns:w16du="http://schemas.microsoft.com/office/word/2023/wordml/word16du" xmlns:w16sdtdh="http://schemas.microsoft.com/office/word/2020/wordml/sdtdatahash" xmlns:w16sdtfl="http://schemas.microsoft.com/office/word/2024/wordml/sdtformatlock" xmlns:w16se="http://schemas.microsoft.com/office/word/2015/wordml/symex" xmlns:wpg="http://schemas.microsoft.com/office/word/2010/wordprocessingGroup" xmlns:wpi="http://schemas.microsoft.com/office/word/2010/wordprocessingInk" xmlns:wne="http://schemas.microsoft.com/office/word/2006/wordml" xmlns:wps="http://schemas.microsoft.com/office/word/2010/wordprocessingShape" mc:Ignorable="w14 w15 w16se w16cid w16 w16cex w16sdtdh w16sdtfl w16du wp14">
   <w:abstractNum w:abstractNumId="0" w15:restartNumberingAfterBreak="0">
-    <w:nsid w:val="41BC0338"/>
+    <w:nsid w:val="2A652563"/>
     <w:multiLevelType w:val="hybridMultilevel"/>
-    <w:tmpl w:val="33746F8E"/>
-    <w:lvl w:ilvl="0" w:tplc="0CB03E74">
-      <w:start w:val="1"/>
-      <w:numFmt w:val="decimal"/>
-      <w:lvlText w:val="%1."/>
-      <w:lvlJc w:val="left"/>
-      <w:pPr>
-        <w:ind w:left="640" w:hanging="360"/>
-      </w:pPr>
-    </w:lvl>
-    <w:lvl w:ilvl="1" w:tplc="615A344C">
-      <w:numFmt w:val="decimal"/>
-      <w:lvlText w:val=""/>
-      <w:lvlJc w:val="left"/>
-    </w:lvl>
-    <w:lvl w:ilvl="2" w:tplc="D5B40BBC">
-      <w:numFmt w:val="decimal"/>
-      <w:lvlText w:val=""/>
-      <w:lvlJc w:val="left"/>
-    </w:lvl>
-    <w:lvl w:ilvl="3" w:tplc="678CF414">
-      <w:numFmt w:val="decimal"/>
-      <w:lvlText w:val=""/>
-      <w:lvlJc w:val="left"/>
-    </w:lvl>
-    <w:lvl w:ilvl="4" w:tplc="27CADDE8">
-      <w:numFmt w:val="decimal"/>
-      <w:lvlText w:val=""/>
-      <w:lvlJc w:val="left"/>
-    </w:lvl>
-    <w:lvl w:ilvl="5" w:tplc="A90E09B8">
-      <w:numFmt w:val="decimal"/>
-      <w:lvlText w:val=""/>
-      <w:lvlJc w:val="left"/>
-    </w:lvl>
-    <w:lvl w:ilvl="6" w:tplc="1E2844F0">
-      <w:numFmt w:val="decimal"/>
-      <w:lvlText w:val=""/>
-      <w:lvlJc w:val="left"/>
-    </w:lvl>
-    <w:lvl w:ilvl="7" w:tplc="FBD22A36">
-      <w:numFmt w:val="decimal"/>
-      <w:lvlText w:val=""/>
-      <w:lvlJc w:val="left"/>
-    </w:lvl>
-    <w:lvl w:ilvl="8" w:tplc="A52ADF30">
-      <w:numFmt w:val="decimal"/>
-      <w:lvlText w:val=""/>
-      <w:lvlJc w:val="left"/>
-    </w:lvl>
-  </w:abstractNum>
-  <w:abstractNum w:abstractNumId="1" w15:restartNumberingAfterBreak="0">
-    <w:nsid w:val="4C5D54BA"/>
-    <w:multiLevelType w:val="hybridMultilevel"/>
-    <w:tmpl w:val="60283C80"/>
-    <w:lvl w:ilvl="0" w:tplc="8800D8FC">
-      <w:start w:val="1"/>
-      <w:numFmt w:val="bullet"/>
-      <w:lvlText w:val="•"/>
-      <w:lvlJc w:val="left"/>
-      <w:pPr>
-        <w:ind w:left="640" w:hanging="320"/>
-      </w:pPr>
-    </w:lvl>
-    <w:lvl w:ilvl="1" w:tplc="EABE328C">
-      <w:numFmt w:val="decimal"/>
-      <w:lvlText w:val=""/>
-      <w:lvlJc w:val="left"/>
-    </w:lvl>
-    <w:lvl w:ilvl="2" w:tplc="832E07BA">
-      <w:numFmt w:val="decimal"/>
-      <w:lvlText w:val=""/>
-      <w:lvlJc w:val="left"/>
-    </w:lvl>
-    <w:lvl w:ilvl="3" w:tplc="EDDCB8A2">
-      <w:numFmt w:val="decimal"/>
-      <w:lvlText w:val=""/>
-      <w:lvlJc w:val="left"/>
-    </w:lvl>
-    <w:lvl w:ilvl="4" w:tplc="8C72794E">
-      <w:numFmt w:val="decimal"/>
-      <w:lvlText w:val=""/>
-      <w:lvlJc w:val="left"/>
-    </w:lvl>
-    <w:lvl w:ilvl="5" w:tplc="2A50C34C">
-      <w:numFmt w:val="decimal"/>
-      <w:lvlText w:val=""/>
-      <w:lvlJc w:val="left"/>
-    </w:lvl>
-    <w:lvl w:ilvl="6" w:tplc="BA144694">
-      <w:numFmt w:val="decimal"/>
-      <w:lvlText w:val=""/>
-      <w:lvlJc w:val="left"/>
-    </w:lvl>
-    <w:lvl w:ilvl="7" w:tplc="F2C894B2">
-      <w:numFmt w:val="decimal"/>
-      <w:lvlText w:val=""/>
-      <w:lvlJc w:val="left"/>
-    </w:lvl>
-    <w:lvl w:ilvl="8" w:tplc="16809ECA">
-      <w:numFmt w:val="decimal"/>
-      <w:lvlText w:val=""/>
-      <w:lvlJc w:val="left"/>
-    </w:lvl>
-  </w:abstractNum>
-  <w:abstractNum w:abstractNumId="2" w15:restartNumberingAfterBreak="0">
-    <w:nsid w:val="5FD235FB"/>
-    <w:multiLevelType w:val="hybridMultilevel"/>
-    <w:tmpl w:val="DB68E906"/>
-    <w:lvl w:ilvl="0" w:tplc="3D820546">
+    <w:tmpl w:val="954E4FF2"/>
+    <w:lvl w:ilvl="0" w:tplc="6EF64FCC">
       <w:start w:val="1"/>
       <w:numFmt w:val="bullet"/>
       <w:lvlText w:val="●"/>
@@ -71297,7 +71192,7 @@
         <w:ind w:left="720" w:hanging="360"/>
       </w:pPr>
     </w:lvl>
-    <w:lvl w:ilvl="1" w:tplc="B2365A9A">
+    <w:lvl w:ilvl="1" w:tplc="DD5821CA">
       <w:start w:val="1"/>
       <w:numFmt w:val="bullet"/>
       <w:lvlText w:val="○"/>
@@ -71306,7 +71201,7 @@
         <w:ind w:left="1440" w:hanging="360"/>
       </w:pPr>
     </w:lvl>
-    <w:lvl w:ilvl="2" w:tplc="2B84E6DC">
+    <w:lvl w:ilvl="2" w:tplc="BFD2971C">
       <w:start w:val="1"/>
       <w:numFmt w:val="bullet"/>
       <w:lvlText w:val="■"/>
@@ -71315,7 +71210,7 @@
         <w:ind w:left="2160" w:hanging="360"/>
       </w:pPr>
     </w:lvl>
-    <w:lvl w:ilvl="3" w:tplc="20223BC8">
+    <w:lvl w:ilvl="3" w:tplc="A658309A">
       <w:start w:val="1"/>
       <w:numFmt w:val="bullet"/>
       <w:lvlText w:val="●"/>
@@ -71324,7 +71219,7 @@
         <w:ind w:left="2880" w:hanging="360"/>
       </w:pPr>
     </w:lvl>
-    <w:lvl w:ilvl="4" w:tplc="FB50CA3C">
+    <w:lvl w:ilvl="4" w:tplc="04104630">
       <w:start w:val="1"/>
       <w:numFmt w:val="bullet"/>
       <w:lvlText w:val="○"/>
@@ -71333,7 +71228,7 @@
         <w:ind w:left="3600" w:hanging="360"/>
       </w:pPr>
     </w:lvl>
-    <w:lvl w:ilvl="5" w:tplc="D750CD5A">
+    <w:lvl w:ilvl="5" w:tplc="00AE4B74">
       <w:start w:val="1"/>
       <w:numFmt w:val="bullet"/>
       <w:lvlText w:val="■"/>
@@ -71342,7 +71237,7 @@
         <w:ind w:left="4320" w:hanging="360"/>
       </w:pPr>
     </w:lvl>
-    <w:lvl w:ilvl="6" w:tplc="77F6B3D4">
+    <w:lvl w:ilvl="6" w:tplc="0D96A0A4">
       <w:start w:val="1"/>
       <w:numFmt w:val="bullet"/>
       <w:lvlText w:val="●"/>
@@ -71351,7 +71246,7 @@
         <w:ind w:left="5040" w:hanging="360"/>
       </w:pPr>
     </w:lvl>
-    <w:lvl w:ilvl="7" w:tplc="56D6C0D2">
+    <w:lvl w:ilvl="7" w:tplc="4C0CEE02">
       <w:start w:val="1"/>
       <w:numFmt w:val="bullet"/>
       <w:lvlText w:val="●"/>
@@ -71360,7 +71255,7 @@
         <w:ind w:left="5760" w:hanging="360"/>
       </w:pPr>
     </w:lvl>
-    <w:lvl w:ilvl="8" w:tplc="AF0C0820">
+    <w:lvl w:ilvl="8" w:tplc="676626DA">
       <w:start w:val="1"/>
       <w:numFmt w:val="bullet"/>
       <w:lvlText w:val="●"/>
@@ -71370,50 +71265,158 @@
       </w:pPr>
     </w:lvl>
   </w:abstractNum>
-  <w:num w:numId="1" w16cid:durableId="880022697">
+  <w:abstractNum w:abstractNumId="1" w15:restartNumberingAfterBreak="0">
+    <w:nsid w:val="3ECB3851"/>
+    <w:multiLevelType w:val="hybridMultilevel"/>
+    <w:tmpl w:val="5E94E496"/>
+    <w:lvl w:ilvl="0" w:tplc="051416DA">
+      <w:start w:val="1"/>
+      <w:numFmt w:val="decimal"/>
+      <w:lvlText w:val="%1."/>
+      <w:lvlJc w:val="left"/>
+      <w:pPr>
+        <w:ind w:left="640" w:hanging="360"/>
+      </w:pPr>
+    </w:lvl>
+    <w:lvl w:ilvl="1" w:tplc="2430B23C">
+      <w:numFmt w:val="decimal"/>
+      <w:lvlText w:val=""/>
+      <w:lvlJc w:val="left"/>
+    </w:lvl>
+    <w:lvl w:ilvl="2" w:tplc="1904ECA2">
+      <w:numFmt w:val="decimal"/>
+      <w:lvlText w:val=""/>
+      <w:lvlJc w:val="left"/>
+    </w:lvl>
+    <w:lvl w:ilvl="3" w:tplc="C01C8990">
+      <w:numFmt w:val="decimal"/>
+      <w:lvlText w:val=""/>
+      <w:lvlJc w:val="left"/>
+    </w:lvl>
+    <w:lvl w:ilvl="4" w:tplc="EBE44354">
+      <w:numFmt w:val="decimal"/>
+      <w:lvlText w:val=""/>
+      <w:lvlJc w:val="left"/>
+    </w:lvl>
+    <w:lvl w:ilvl="5" w:tplc="576E8168">
+      <w:numFmt w:val="decimal"/>
+      <w:lvlText w:val=""/>
+      <w:lvlJc w:val="left"/>
+    </w:lvl>
+    <w:lvl w:ilvl="6" w:tplc="ECB80E82">
+      <w:numFmt w:val="decimal"/>
+      <w:lvlText w:val=""/>
+      <w:lvlJc w:val="left"/>
+    </w:lvl>
+    <w:lvl w:ilvl="7" w:tplc="FD183A7E">
+      <w:numFmt w:val="decimal"/>
+      <w:lvlText w:val=""/>
+      <w:lvlJc w:val="left"/>
+    </w:lvl>
+    <w:lvl w:ilvl="8" w:tplc="6CE2AED0">
+      <w:numFmt w:val="decimal"/>
+      <w:lvlText w:val=""/>
+      <w:lvlJc w:val="left"/>
+    </w:lvl>
+  </w:abstractNum>
+  <w:abstractNum w:abstractNumId="2" w15:restartNumberingAfterBreak="0">
+    <w:nsid w:val="418376ED"/>
+    <w:multiLevelType w:val="hybridMultilevel"/>
+    <w:tmpl w:val="853A8AB0"/>
+    <w:lvl w:ilvl="0" w:tplc="FBB601C0">
+      <w:start w:val="1"/>
+      <w:numFmt w:val="bullet"/>
+      <w:lvlText w:val="•"/>
+      <w:lvlJc w:val="left"/>
+      <w:pPr>
+        <w:ind w:left="640" w:hanging="320"/>
+      </w:pPr>
+    </w:lvl>
+    <w:lvl w:ilvl="1" w:tplc="9012851C">
+      <w:numFmt w:val="decimal"/>
+      <w:lvlText w:val=""/>
+      <w:lvlJc w:val="left"/>
+    </w:lvl>
+    <w:lvl w:ilvl="2" w:tplc="F73C4306">
+      <w:numFmt w:val="decimal"/>
+      <w:lvlText w:val=""/>
+      <w:lvlJc w:val="left"/>
+    </w:lvl>
+    <w:lvl w:ilvl="3" w:tplc="AB042F22">
+      <w:numFmt w:val="decimal"/>
+      <w:lvlText w:val=""/>
+      <w:lvlJc w:val="left"/>
+    </w:lvl>
+    <w:lvl w:ilvl="4" w:tplc="80DE43EC">
+      <w:numFmt w:val="decimal"/>
+      <w:lvlText w:val=""/>
+      <w:lvlJc w:val="left"/>
+    </w:lvl>
+    <w:lvl w:ilvl="5" w:tplc="36C0EED8">
+      <w:numFmt w:val="decimal"/>
+      <w:lvlText w:val=""/>
+      <w:lvlJc w:val="left"/>
+    </w:lvl>
+    <w:lvl w:ilvl="6" w:tplc="66F67282">
+      <w:numFmt w:val="decimal"/>
+      <w:lvlText w:val=""/>
+      <w:lvlJc w:val="left"/>
+    </w:lvl>
+    <w:lvl w:ilvl="7" w:tplc="61DEE024">
+      <w:numFmt w:val="decimal"/>
+      <w:lvlText w:val=""/>
+      <w:lvlJc w:val="left"/>
+    </w:lvl>
+    <w:lvl w:ilvl="8" w:tplc="736EA056">
+      <w:numFmt w:val="decimal"/>
+      <w:lvlText w:val=""/>
+      <w:lvlJc w:val="left"/>
+    </w:lvl>
+  </w:abstractNum>
+  <w:num w:numId="1" w16cid:durableId="623080125">
+    <w:abstractNumId w:val="0"/>
+    <w:lvlOverride w:ilvl="0">
+      <w:startOverride w:val="1"/>
+    </w:lvlOverride>
+  </w:num>
+  <w:num w:numId="2" w16cid:durableId="111287288">
     <w:abstractNumId w:val="2"/>
     <w:lvlOverride w:ilvl="0">
       <w:startOverride w:val="1"/>
     </w:lvlOverride>
   </w:num>
-  <w:num w:numId="2" w16cid:durableId="1454665163">
+  <w:num w:numId="3" w16cid:durableId="481584198">
     <w:abstractNumId w:val="1"/>
     <w:lvlOverride w:ilvl="0">
       <w:startOverride w:val="1"/>
     </w:lvlOverride>
   </w:num>
-  <w:num w:numId="3" w16cid:durableId="1486238589">
-    <w:abstractNumId w:val="0"/>
+  <w:num w:numId="4" w16cid:durableId="1398433551">
+    <w:abstractNumId w:val="1"/>
     <w:lvlOverride w:ilvl="0">
       <w:startOverride w:val="1"/>
     </w:lvlOverride>
   </w:num>
-  <w:num w:numId="4" w16cid:durableId="375160760">
-    <w:abstractNumId w:val="0"/>
+  <w:num w:numId="5" w16cid:durableId="1315255855">
+    <w:abstractNumId w:val="1"/>
     <w:lvlOverride w:ilvl="0">
       <w:startOverride w:val="1"/>
     </w:lvlOverride>
   </w:num>
-  <w:num w:numId="5" w16cid:durableId="211158398">
-    <w:abstractNumId w:val="0"/>
+  <w:num w:numId="6" w16cid:durableId="1820228024">
+    <w:abstractNumId w:val="1"/>
     <w:lvlOverride w:ilvl="0">
       <w:startOverride w:val="1"/>
     </w:lvlOverride>
   </w:num>
-  <w:num w:numId="6" w16cid:durableId="1194148660">
-    <w:abstractNumId w:val="0"/>
+  <w:num w:numId="7" w16cid:durableId="277838154">
+    <w:abstractNumId w:val="1"/>
     <w:lvlOverride w:ilvl="0">
       <w:startOverride w:val="1"/>
     </w:lvlOverride>
   </w:num>
-  <w:num w:numId="7" w16cid:durableId="1179345660">
-    <w:abstractNumId w:val="0"/>
-    <w:lvlOverride w:ilvl="0">
-      <w:startOverride w:val="1"/>
-    </w:lvlOverride>
-  </w:num>
-  <w:num w:numId="8" w16cid:durableId="1284001452">
-    <w:abstractNumId w:val="0"/>
+  <w:num w:numId="8" w16cid:durableId="610015337">
+    <w:abstractNumId w:val="1"/>
     <w:lvlOverride w:ilvl="0">
       <w:startOverride w:val="1"/>
     </w:lvlOverride>
@@ -72019,7 +72022,7 @@
     <w:autoRedefine/>
     <w:uiPriority w:val="39"/>
     <w:unhideWhenUsed/>
-    <w:rsid w:val="00DE7908"/>
+    <w:rsid w:val="004E7E20"/>
   </w:style>
   <w:style w:type="paragraph" w:styleId="20">
     <w:name w:val="toc 2"/>
@@ -72028,7 +72031,7 @@
     <w:autoRedefine/>
     <w:uiPriority w:val="39"/>
     <w:unhideWhenUsed/>
-    <w:rsid w:val="00DE7908"/>
+    <w:rsid w:val="004E7E20"/>
     <w:pPr>
       <w:ind w:leftChars="200" w:left="425"/>
     </w:pPr>
@@ -72039,7 +72042,7 @@
     <w:link w:val="Char0"/>
     <w:uiPriority w:val="99"/>
     <w:unhideWhenUsed/>
-    <w:rsid w:val="00DE7908"/>
+    <w:rsid w:val="004E7E20"/>
     <w:pPr>
       <w:tabs>
         <w:tab w:val="center" w:pos="4513"/>
@@ -72053,7 +72056,7 @@
     <w:basedOn w:val="a0"/>
     <w:link w:val="a8"/>
     <w:uiPriority w:val="99"/>
-    <w:rsid w:val="00DE7908"/>
+    <w:rsid w:val="004E7E20"/>
   </w:style>
   <w:style w:type="paragraph" w:styleId="a9">
     <w:name w:val="footer"/>
@@ -72061,7 +72064,7 @@
     <w:link w:val="Char1"/>
     <w:uiPriority w:val="99"/>
     <w:unhideWhenUsed/>
-    <w:rsid w:val="00DE7908"/>
+    <w:rsid w:val="004E7E20"/>
     <w:pPr>
       <w:tabs>
         <w:tab w:val="center" w:pos="4513"/>
@@ -72075,7 +72078,7 @@
     <w:basedOn w:val="a0"/>
     <w:link w:val="a9"/>
     <w:uiPriority w:val="99"/>
-    <w:rsid w:val="00DE7908"/>
+    <w:rsid w:val="004E7E20"/>
   </w:style>
 </w:styles>
 </file>
